--- a/documentation/webtech-streetcats.docx
+++ b/documentation/webtech-streetcats.docx
@@ -6,18 +6,3124 @@
       <w:pPr>
         <w:pStyle w:val="Heading1"/>
       </w:pPr>
+      <w:proofErr w:type="spellStart"/>
       <w:r>
-        <w:t>Webtech’s Streetcats</w:t>
+        <w:t>Webtech’s</w:t>
       </w:r>
+      <w:proofErr w:type="spellEnd"/>
+      <w:r>
+        <w:t xml:space="preserve"> </w:t>
+      </w:r>
+      <w:proofErr w:type="spellStart"/>
+      <w:r>
+        <w:t>Streetcats</w:t>
+      </w:r>
+      <w:proofErr w:type="spellEnd"/>
+    </w:p>
+    <w:p>
+      <w:pPr>
+        <w:pStyle w:val="Heading2"/>
+      </w:pPr>
+      <w:r>
+        <w:t>Informazioni generali</w:t>
+      </w:r>
+    </w:p>
+    <w:p>
+      <w:pPr>
+        <w:pStyle w:val="ListParagraph"/>
+        <w:numPr>
+          <w:ilvl w:val="0"/>
+          <w:numId w:val="1"/>
+        </w:numPr>
+      </w:pPr>
+      <w:r>
+        <w:t xml:space="preserve">Nome: </w:t>
+      </w:r>
+      <w:r>
+        <w:rPr>
+          <w:b/>
+          <w:bCs/>
+        </w:rPr>
+        <w:t>Simone</w:t>
+      </w:r>
+    </w:p>
+    <w:p>
+      <w:pPr>
+        <w:pStyle w:val="ListParagraph"/>
+        <w:numPr>
+          <w:ilvl w:val="0"/>
+          <w:numId w:val="1"/>
+        </w:numPr>
+      </w:pPr>
+      <w:r>
+        <w:t xml:space="preserve">Cognome: </w:t>
+      </w:r>
+      <w:r>
+        <w:rPr>
+          <w:b/>
+          <w:bCs/>
+        </w:rPr>
+        <w:t>Scisciola</w:t>
+      </w:r>
+    </w:p>
+    <w:p>
+      <w:pPr>
+        <w:pStyle w:val="ListParagraph"/>
+        <w:numPr>
+          <w:ilvl w:val="0"/>
+          <w:numId w:val="1"/>
+        </w:numPr>
+      </w:pPr>
+      <w:r>
+        <w:t xml:space="preserve">Matricola: </w:t>
+      </w:r>
+      <w:r>
+        <w:rPr>
+          <w:b/>
+          <w:bCs/>
+        </w:rPr>
+        <w:t>N86004025</w:t>
+      </w:r>
+    </w:p>
+    <w:p>
+      <w:pPr>
+        <w:pStyle w:val="ListParagraph"/>
+        <w:numPr>
+          <w:ilvl w:val="0"/>
+          <w:numId w:val="1"/>
+        </w:numPr>
+      </w:pPr>
+      <w:r>
+        <w:t xml:space="preserve">Traccia scelta: </w:t>
+      </w:r>
+      <w:r>
+        <w:rPr>
+          <w:b/>
+          <w:bCs/>
+        </w:rPr>
+        <w:t xml:space="preserve">4.A </w:t>
+      </w:r>
+      <w:proofErr w:type="spellStart"/>
+      <w:r>
+        <w:rPr>
+          <w:b/>
+          <w:bCs/>
+        </w:rPr>
+        <w:t>Webtech’s</w:t>
+      </w:r>
+      <w:proofErr w:type="spellEnd"/>
+      <w:r>
+        <w:rPr>
+          <w:b/>
+          <w:bCs/>
+        </w:rPr>
+        <w:t xml:space="preserve"> </w:t>
+      </w:r>
+      <w:proofErr w:type="spellStart"/>
+      <w:r>
+        <w:rPr>
+          <w:b/>
+          <w:bCs/>
+        </w:rPr>
+        <w:t>StreetCats</w:t>
+      </w:r>
+      <w:proofErr w:type="spellEnd"/>
+    </w:p>
+    <w:p>
+      <w:pPr>
+        <w:pStyle w:val="Heading2"/>
+      </w:pPr>
+      <w:r>
+        <w:t>Tecnologie utilizzate</w:t>
+      </w:r>
+    </w:p>
+    <w:p>
+      <w:pPr>
+        <w:pStyle w:val="Heading3"/>
+      </w:pPr>
+      <w:r>
+        <w:t>Back-end</w:t>
+      </w:r>
+    </w:p>
+    <w:tbl>
+      <w:tblPr>
+        <w:tblStyle w:val="ListTable7ColourfulAccent2"/>
+        <w:tblW w:w="10773" w:type="dxa"/>
+        <w:tblLook w:val="04A0" w:firstRow="1" w:lastRow="0" w:firstColumn="1" w:lastColumn="0" w:noHBand="0" w:noVBand="1"/>
+      </w:tblPr>
+      <w:tblGrid>
+        <w:gridCol w:w="1843"/>
+        <w:gridCol w:w="2835"/>
+        <w:gridCol w:w="6095"/>
+      </w:tblGrid>
+      <w:tr>
+        <w:trPr>
+          <w:cnfStyle w:val="100000000000" w:firstRow="1" w:lastRow="0" w:firstColumn="0" w:lastColumn="0" w:oddVBand="0" w:evenVBand="0" w:oddHBand="0" w:evenHBand="0" w:firstRowFirstColumn="0" w:firstRowLastColumn="0" w:lastRowFirstColumn="0" w:lastRowLastColumn="0"/>
+          <w:trHeight w:val="454"/>
+        </w:trPr>
+        <w:tc>
+          <w:tcPr>
+            <w:cnfStyle w:val="001000000100" w:firstRow="0" w:lastRow="0" w:firstColumn="1" w:lastColumn="0" w:oddVBand="0" w:evenVBand="0" w:oddHBand="0" w:evenHBand="0" w:firstRowFirstColumn="1" w:firstRowLastColumn="0" w:lastRowFirstColumn="0" w:lastRowLastColumn="0"/>
+            <w:tcW w:w="1843" w:type="dxa"/>
+            <w:vAlign w:val="center"/>
+          </w:tcPr>
+          <w:p>
+            <w:pPr>
+              <w:jc w:val="center"/>
+              <w:rPr>
+                <w:color w:val="auto"/>
+                <w:sz w:val="20"/>
+                <w:szCs w:val="20"/>
+              </w:rPr>
+            </w:pPr>
+            <w:r>
+              <w:rPr>
+                <w:b/>
+                <w:bCs/>
+                <w:color w:val="auto"/>
+                <w:sz w:val="20"/>
+                <w:szCs w:val="20"/>
+              </w:rPr>
+              <w:t>Categoria</w:t>
+            </w:r>
+          </w:p>
+        </w:tc>
+        <w:tc>
+          <w:tcPr>
+            <w:tcW w:w="2835" w:type="dxa"/>
+            <w:vAlign w:val="center"/>
+          </w:tcPr>
+          <w:p>
+            <w:pPr>
+              <w:jc w:val="left"/>
+              <w:cnfStyle w:val="100000000000" w:firstRow="1" w:lastRow="0" w:firstColumn="0" w:lastColumn="0" w:oddVBand="0" w:evenVBand="0" w:oddHBand="0" w:evenHBand="0" w:firstRowFirstColumn="0" w:firstRowLastColumn="0" w:lastRowFirstColumn="0" w:lastRowLastColumn="0"/>
+              <w:rPr>
+                <w:color w:val="auto"/>
+                <w:sz w:val="20"/>
+                <w:szCs w:val="20"/>
+              </w:rPr>
+            </w:pPr>
+            <w:r>
+              <w:rPr>
+                <w:b/>
+                <w:bCs/>
+                <w:color w:val="auto"/>
+                <w:sz w:val="20"/>
+                <w:szCs w:val="20"/>
+              </w:rPr>
+              <w:t>Tecnologia / Pacchetto</w:t>
+            </w:r>
+          </w:p>
+        </w:tc>
+        <w:tc>
+          <w:tcPr>
+            <w:tcW w:w="6095" w:type="dxa"/>
+            <w:vAlign w:val="center"/>
+          </w:tcPr>
+          <w:p>
+            <w:pPr>
+              <w:jc w:val="left"/>
+              <w:cnfStyle w:val="100000000000" w:firstRow="1" w:lastRow="0" w:firstColumn="0" w:lastColumn="0" w:oddVBand="0" w:evenVBand="0" w:oddHBand="0" w:evenHBand="0" w:firstRowFirstColumn="0" w:firstRowLastColumn="0" w:lastRowFirstColumn="0" w:lastRowLastColumn="0"/>
+              <w:rPr>
+                <w:color w:val="auto"/>
+                <w:sz w:val="20"/>
+                <w:szCs w:val="20"/>
+              </w:rPr>
+            </w:pPr>
+            <w:r>
+              <w:rPr>
+                <w:b/>
+                <w:bCs/>
+                <w:color w:val="auto"/>
+                <w:sz w:val="20"/>
+                <w:szCs w:val="20"/>
+              </w:rPr>
+              <w:t>Note</w:t>
+            </w:r>
+          </w:p>
+        </w:tc>
+      </w:tr>
+      <w:tr>
+        <w:trPr>
+          <w:cnfStyle w:val="000000100000" w:firstRow="0" w:lastRow="0" w:firstColumn="0" w:lastColumn="0" w:oddVBand="0" w:evenVBand="0" w:oddHBand="1" w:evenHBand="0" w:firstRowFirstColumn="0" w:firstRowLastColumn="0" w:lastRowFirstColumn="0" w:lastRowLastColumn="0"/>
+          <w:trHeight w:val="454"/>
+        </w:trPr>
+        <w:tc>
+          <w:tcPr>
+            <w:cnfStyle w:val="001000000000" w:firstRow="0" w:lastRow="0" w:firstColumn="1" w:lastColumn="0" w:oddVBand="0" w:evenVBand="0" w:oddHBand="0" w:evenHBand="0" w:firstRowFirstColumn="0" w:firstRowLastColumn="0" w:lastRowFirstColumn="0" w:lastRowLastColumn="0"/>
+            <w:tcW w:w="1843" w:type="dxa"/>
+            <w:vAlign w:val="center"/>
+          </w:tcPr>
+          <w:p>
+            <w:pPr>
+              <w:jc w:val="center"/>
+              <w:rPr>
+                <w:color w:val="auto"/>
+                <w:sz w:val="20"/>
+                <w:szCs w:val="20"/>
+              </w:rPr>
+            </w:pPr>
+            <w:r>
+              <w:rPr>
+                <w:color w:val="auto"/>
+                <w:sz w:val="20"/>
+                <w:szCs w:val="20"/>
+              </w:rPr>
+              <w:t>Linguaggio</w:t>
+            </w:r>
+          </w:p>
+        </w:tc>
+        <w:tc>
+          <w:tcPr>
+            <w:tcW w:w="2835" w:type="dxa"/>
+            <w:vAlign w:val="center"/>
+          </w:tcPr>
+          <w:p>
+            <w:pPr>
+              <w:jc w:val="left"/>
+              <w:cnfStyle w:val="000000100000" w:firstRow="0" w:lastRow="0" w:firstColumn="0" w:lastColumn="0" w:oddVBand="0" w:evenVBand="0" w:oddHBand="1" w:evenHBand="0" w:firstRowFirstColumn="0" w:firstRowLastColumn="0" w:lastRowFirstColumn="0" w:lastRowLastColumn="0"/>
+              <w:rPr>
+                <w:color w:val="auto"/>
+                <w:sz w:val="20"/>
+                <w:szCs w:val="20"/>
+              </w:rPr>
+            </w:pPr>
+            <w:proofErr w:type="spellStart"/>
+            <w:r>
+              <w:rPr>
+                <w:b/>
+                <w:bCs/>
+                <w:color w:val="auto"/>
+                <w:sz w:val="20"/>
+                <w:szCs w:val="20"/>
+              </w:rPr>
+              <w:t>TypeScript</w:t>
+            </w:r>
+            <w:proofErr w:type="spellEnd"/>
+          </w:p>
+        </w:tc>
+        <w:tc>
+          <w:tcPr>
+            <w:tcW w:w="6095" w:type="dxa"/>
+            <w:vAlign w:val="center"/>
+          </w:tcPr>
+          <w:p>
+            <w:pPr>
+              <w:jc w:val="left"/>
+              <w:cnfStyle w:val="000000100000" w:firstRow="0" w:lastRow="0" w:firstColumn="0" w:lastColumn="0" w:oddVBand="0" w:evenVBand="0" w:oddHBand="1" w:evenHBand="0" w:firstRowFirstColumn="0" w:firstRowLastColumn="0" w:lastRowFirstColumn="0" w:lastRowLastColumn="0"/>
+              <w:rPr>
+                <w:color w:val="auto"/>
+                <w:sz w:val="20"/>
+                <w:szCs w:val="20"/>
+              </w:rPr>
+            </w:pPr>
+            <w:r>
+              <w:rPr>
+                <w:color w:val="auto"/>
+                <w:sz w:val="20"/>
+                <w:szCs w:val="20"/>
+              </w:rPr>
+              <w:t>T</w:t>
+            </w:r>
+            <w:r>
+              <w:rPr>
+                <w:color w:val="auto"/>
+                <w:sz w:val="20"/>
+                <w:szCs w:val="20"/>
+              </w:rPr>
+              <w:t xml:space="preserve">ipizzazione statica </w:t>
+            </w:r>
+            <w:r>
+              <w:rPr>
+                <w:color w:val="auto"/>
+                <w:sz w:val="20"/>
+                <w:szCs w:val="20"/>
+              </w:rPr>
+              <w:t>in</w:t>
+            </w:r>
+            <w:r>
+              <w:rPr>
+                <w:color w:val="auto"/>
+                <w:sz w:val="20"/>
+                <w:szCs w:val="20"/>
+              </w:rPr>
+              <w:t xml:space="preserve"> </w:t>
+            </w:r>
+            <w:r>
+              <w:rPr>
+                <w:color w:val="auto"/>
+                <w:sz w:val="20"/>
+                <w:szCs w:val="20"/>
+              </w:rPr>
+              <w:t>JavaScript</w:t>
+            </w:r>
+          </w:p>
+        </w:tc>
+      </w:tr>
+      <w:tr>
+        <w:trPr>
+          <w:trHeight w:val="454"/>
+        </w:trPr>
+        <w:tc>
+          <w:tcPr>
+            <w:cnfStyle w:val="001000000000" w:firstRow="0" w:lastRow="0" w:firstColumn="1" w:lastColumn="0" w:oddVBand="0" w:evenVBand="0" w:oddHBand="0" w:evenHBand="0" w:firstRowFirstColumn="0" w:firstRowLastColumn="0" w:lastRowFirstColumn="0" w:lastRowLastColumn="0"/>
+            <w:tcW w:w="1843" w:type="dxa"/>
+            <w:vAlign w:val="center"/>
+          </w:tcPr>
+          <w:p>
+            <w:pPr>
+              <w:jc w:val="center"/>
+              <w:rPr>
+                <w:color w:val="auto"/>
+                <w:sz w:val="20"/>
+                <w:szCs w:val="20"/>
+              </w:rPr>
+            </w:pPr>
+            <w:r>
+              <w:rPr>
+                <w:color w:val="auto"/>
+                <w:sz w:val="20"/>
+                <w:szCs w:val="20"/>
+              </w:rPr>
+              <w:t>Framework HTTP</w:t>
+            </w:r>
+          </w:p>
+        </w:tc>
+        <w:tc>
+          <w:tcPr>
+            <w:tcW w:w="2835" w:type="dxa"/>
+            <w:vAlign w:val="center"/>
+          </w:tcPr>
+          <w:p>
+            <w:pPr>
+              <w:jc w:val="left"/>
+              <w:cnfStyle w:val="000000000000" w:firstRow="0" w:lastRow="0" w:firstColumn="0" w:lastColumn="0" w:oddVBand="0" w:evenVBand="0" w:oddHBand="0" w:evenHBand="0" w:firstRowFirstColumn="0" w:firstRowLastColumn="0" w:lastRowFirstColumn="0" w:lastRowLastColumn="0"/>
+              <w:rPr>
+                <w:color w:val="auto"/>
+                <w:sz w:val="20"/>
+                <w:szCs w:val="20"/>
+              </w:rPr>
+            </w:pPr>
+            <w:r>
+              <w:rPr>
+                <w:b/>
+                <w:bCs/>
+                <w:color w:val="auto"/>
+                <w:sz w:val="20"/>
+                <w:szCs w:val="20"/>
+              </w:rPr>
+              <w:t>Express 5</w:t>
+            </w:r>
+          </w:p>
+        </w:tc>
+        <w:tc>
+          <w:tcPr>
+            <w:tcW w:w="6095" w:type="dxa"/>
+            <w:vAlign w:val="center"/>
+          </w:tcPr>
+          <w:p>
+            <w:pPr>
+              <w:jc w:val="left"/>
+              <w:cnfStyle w:val="000000000000" w:firstRow="0" w:lastRow="0" w:firstColumn="0" w:lastColumn="0" w:oddVBand="0" w:evenVBand="0" w:oddHBand="0" w:evenHBand="0" w:firstRowFirstColumn="0" w:firstRowLastColumn="0" w:lastRowFirstColumn="0" w:lastRowLastColumn="0"/>
+              <w:rPr>
+                <w:color w:val="auto"/>
+                <w:sz w:val="20"/>
+                <w:szCs w:val="20"/>
+              </w:rPr>
+            </w:pPr>
+            <w:r>
+              <w:rPr>
+                <w:color w:val="auto"/>
+                <w:sz w:val="20"/>
+                <w:szCs w:val="20"/>
+              </w:rPr>
+              <w:t>Gesti</w:t>
+            </w:r>
+            <w:r>
+              <w:rPr>
+                <w:color w:val="auto"/>
+                <w:sz w:val="20"/>
+                <w:szCs w:val="20"/>
+              </w:rPr>
+              <w:t xml:space="preserve">one di </w:t>
+            </w:r>
+            <w:proofErr w:type="spellStart"/>
+            <w:r>
+              <w:rPr>
+                <w:color w:val="auto"/>
+                <w:sz w:val="20"/>
+                <w:szCs w:val="20"/>
+              </w:rPr>
+              <w:t>r</w:t>
+            </w:r>
+            <w:r>
+              <w:rPr>
+                <w:color w:val="auto"/>
+                <w:sz w:val="20"/>
+                <w:szCs w:val="20"/>
+              </w:rPr>
+              <w:t>outing</w:t>
+            </w:r>
+            <w:proofErr w:type="spellEnd"/>
+            <w:r>
+              <w:rPr>
+                <w:color w:val="auto"/>
+                <w:sz w:val="20"/>
+                <w:szCs w:val="20"/>
+              </w:rPr>
+              <w:t xml:space="preserve">, middleware </w:t>
+            </w:r>
+            <w:r>
+              <w:rPr>
+                <w:color w:val="auto"/>
+                <w:sz w:val="20"/>
+                <w:szCs w:val="20"/>
+              </w:rPr>
+              <w:t>e comunicazione HTTP</w:t>
+            </w:r>
+          </w:p>
+        </w:tc>
+      </w:tr>
+      <w:tr>
+        <w:trPr>
+          <w:cnfStyle w:val="000000100000" w:firstRow="0" w:lastRow="0" w:firstColumn="0" w:lastColumn="0" w:oddVBand="0" w:evenVBand="0" w:oddHBand="1" w:evenHBand="0" w:firstRowFirstColumn="0" w:firstRowLastColumn="0" w:lastRowFirstColumn="0" w:lastRowLastColumn="0"/>
+          <w:trHeight w:val="454"/>
+        </w:trPr>
+        <w:tc>
+          <w:tcPr>
+            <w:cnfStyle w:val="001000000000" w:firstRow="0" w:lastRow="0" w:firstColumn="1" w:lastColumn="0" w:oddVBand="0" w:evenVBand="0" w:oddHBand="0" w:evenHBand="0" w:firstRowFirstColumn="0" w:firstRowLastColumn="0" w:lastRowFirstColumn="0" w:lastRowLastColumn="0"/>
+            <w:tcW w:w="1843" w:type="dxa"/>
+            <w:vAlign w:val="center"/>
+          </w:tcPr>
+          <w:p>
+            <w:pPr>
+              <w:jc w:val="center"/>
+              <w:rPr>
+                <w:color w:val="auto"/>
+                <w:sz w:val="20"/>
+                <w:szCs w:val="20"/>
+              </w:rPr>
+            </w:pPr>
+            <w:r>
+              <w:rPr>
+                <w:color w:val="auto"/>
+                <w:sz w:val="20"/>
+                <w:szCs w:val="20"/>
+              </w:rPr>
+              <w:t>Database</w:t>
+            </w:r>
+          </w:p>
+        </w:tc>
+        <w:tc>
+          <w:tcPr>
+            <w:tcW w:w="2835" w:type="dxa"/>
+            <w:vAlign w:val="center"/>
+          </w:tcPr>
+          <w:p>
+            <w:pPr>
+              <w:jc w:val="left"/>
+              <w:cnfStyle w:val="000000100000" w:firstRow="0" w:lastRow="0" w:firstColumn="0" w:lastColumn="0" w:oddVBand="0" w:evenVBand="0" w:oddHBand="1" w:evenHBand="0" w:firstRowFirstColumn="0" w:firstRowLastColumn="0" w:lastRowFirstColumn="0" w:lastRowLastColumn="0"/>
+              <w:rPr>
+                <w:color w:val="auto"/>
+                <w:sz w:val="20"/>
+                <w:szCs w:val="20"/>
+              </w:rPr>
+            </w:pPr>
+            <w:proofErr w:type="spellStart"/>
+            <w:r>
+              <w:rPr>
+                <w:b/>
+                <w:bCs/>
+                <w:color w:val="auto"/>
+                <w:sz w:val="20"/>
+                <w:szCs w:val="20"/>
+              </w:rPr>
+              <w:t>PostgreSQL</w:t>
+            </w:r>
+            <w:proofErr w:type="spellEnd"/>
+          </w:p>
+        </w:tc>
+        <w:tc>
+          <w:tcPr>
+            <w:tcW w:w="6095" w:type="dxa"/>
+            <w:vAlign w:val="center"/>
+          </w:tcPr>
+          <w:p>
+            <w:pPr>
+              <w:jc w:val="left"/>
+              <w:cnfStyle w:val="000000100000" w:firstRow="0" w:lastRow="0" w:firstColumn="0" w:lastColumn="0" w:oddVBand="0" w:evenVBand="0" w:oddHBand="1" w:evenHBand="0" w:firstRowFirstColumn="0" w:firstRowLastColumn="0" w:lastRowFirstColumn="0" w:lastRowLastColumn="0"/>
+              <w:rPr>
+                <w:color w:val="auto"/>
+                <w:sz w:val="20"/>
+                <w:szCs w:val="20"/>
+              </w:rPr>
+            </w:pPr>
+            <w:r>
+              <w:rPr>
+                <w:color w:val="auto"/>
+                <w:sz w:val="20"/>
+                <w:szCs w:val="20"/>
+              </w:rPr>
+              <w:t xml:space="preserve">Persistenza dei dati su </w:t>
+            </w:r>
+            <w:r>
+              <w:rPr>
+                <w:color w:val="auto"/>
+                <w:sz w:val="20"/>
+                <w:szCs w:val="20"/>
+              </w:rPr>
+              <w:t>DBMS relazionale ACID-</w:t>
+            </w:r>
+            <w:proofErr w:type="spellStart"/>
+            <w:r>
+              <w:rPr>
+                <w:color w:val="auto"/>
+                <w:sz w:val="20"/>
+                <w:szCs w:val="20"/>
+              </w:rPr>
+              <w:t>compliant</w:t>
+            </w:r>
+            <w:proofErr w:type="spellEnd"/>
+          </w:p>
+        </w:tc>
+      </w:tr>
+      <w:tr>
+        <w:trPr>
+          <w:trHeight w:val="454"/>
+        </w:trPr>
+        <w:tc>
+          <w:tcPr>
+            <w:cnfStyle w:val="001000000000" w:firstRow="0" w:lastRow="0" w:firstColumn="1" w:lastColumn="0" w:oddVBand="0" w:evenVBand="0" w:oddHBand="0" w:evenHBand="0" w:firstRowFirstColumn="0" w:firstRowLastColumn="0" w:lastRowFirstColumn="0" w:lastRowLastColumn="0"/>
+            <w:tcW w:w="1843" w:type="dxa"/>
+            <w:vAlign w:val="center"/>
+          </w:tcPr>
+          <w:p>
+            <w:pPr>
+              <w:jc w:val="center"/>
+              <w:rPr>
+                <w:color w:val="auto"/>
+                <w:sz w:val="20"/>
+                <w:szCs w:val="20"/>
+              </w:rPr>
+            </w:pPr>
+            <w:r>
+              <w:rPr>
+                <w:color w:val="auto"/>
+                <w:sz w:val="20"/>
+                <w:szCs w:val="20"/>
+              </w:rPr>
+              <w:t>ORM</w:t>
+            </w:r>
+          </w:p>
+        </w:tc>
+        <w:tc>
+          <w:tcPr>
+            <w:tcW w:w="2835" w:type="dxa"/>
+            <w:vAlign w:val="center"/>
+          </w:tcPr>
+          <w:p>
+            <w:pPr>
+              <w:jc w:val="left"/>
+              <w:cnfStyle w:val="000000000000" w:firstRow="0" w:lastRow="0" w:firstColumn="0" w:lastColumn="0" w:oddVBand="0" w:evenVBand="0" w:oddHBand="0" w:evenHBand="0" w:firstRowFirstColumn="0" w:firstRowLastColumn="0" w:lastRowFirstColumn="0" w:lastRowLastColumn="0"/>
+              <w:rPr>
+                <w:color w:val="auto"/>
+                <w:sz w:val="20"/>
+                <w:szCs w:val="20"/>
+              </w:rPr>
+            </w:pPr>
+            <w:proofErr w:type="spellStart"/>
+            <w:r>
+              <w:rPr>
+                <w:b/>
+                <w:bCs/>
+                <w:color w:val="auto"/>
+                <w:sz w:val="20"/>
+                <w:szCs w:val="20"/>
+              </w:rPr>
+              <w:t>Sequelize</w:t>
+            </w:r>
+            <w:proofErr w:type="spellEnd"/>
+          </w:p>
+        </w:tc>
+        <w:tc>
+          <w:tcPr>
+            <w:tcW w:w="6095" w:type="dxa"/>
+            <w:vAlign w:val="center"/>
+          </w:tcPr>
+          <w:p>
+            <w:pPr>
+              <w:jc w:val="left"/>
+              <w:cnfStyle w:val="000000000000" w:firstRow="0" w:lastRow="0" w:firstColumn="0" w:lastColumn="0" w:oddVBand="0" w:evenVBand="0" w:oddHBand="0" w:evenHBand="0" w:firstRowFirstColumn="0" w:firstRowLastColumn="0" w:lastRowFirstColumn="0" w:lastRowLastColumn="0"/>
+              <w:rPr>
+                <w:color w:val="auto"/>
+                <w:sz w:val="20"/>
+                <w:szCs w:val="20"/>
+              </w:rPr>
+            </w:pPr>
+            <w:r>
+              <w:rPr>
+                <w:color w:val="auto"/>
+                <w:sz w:val="20"/>
+                <w:szCs w:val="20"/>
+              </w:rPr>
+              <w:t>Map</w:t>
+            </w:r>
+            <w:r>
+              <w:rPr>
+                <w:color w:val="auto"/>
+                <w:sz w:val="20"/>
+                <w:szCs w:val="20"/>
+              </w:rPr>
+              <w:t>ping di</w:t>
+            </w:r>
+            <w:r>
+              <w:rPr>
+                <w:color w:val="auto"/>
+                <w:sz w:val="20"/>
+                <w:szCs w:val="20"/>
+              </w:rPr>
+              <w:t xml:space="preserve"> modelli </w:t>
+            </w:r>
+            <w:proofErr w:type="spellStart"/>
+            <w:r>
+              <w:rPr>
+                <w:color w:val="auto"/>
+                <w:sz w:val="20"/>
+                <w:szCs w:val="20"/>
+              </w:rPr>
+              <w:t>TypeScript</w:t>
+            </w:r>
+            <w:proofErr w:type="spellEnd"/>
+            <w:r>
+              <w:rPr>
+                <w:color w:val="auto"/>
+                <w:sz w:val="20"/>
+                <w:szCs w:val="20"/>
+              </w:rPr>
+              <w:t xml:space="preserve"> su tabelle </w:t>
+            </w:r>
+            <w:proofErr w:type="spellStart"/>
+            <w:r>
+              <w:rPr>
+                <w:color w:val="auto"/>
+                <w:sz w:val="20"/>
+                <w:szCs w:val="20"/>
+              </w:rPr>
+              <w:t>PostgreSQL</w:t>
+            </w:r>
+            <w:proofErr w:type="spellEnd"/>
+          </w:p>
+        </w:tc>
+      </w:tr>
+      <w:tr>
+        <w:trPr>
+          <w:cnfStyle w:val="000000100000" w:firstRow="0" w:lastRow="0" w:firstColumn="0" w:lastColumn="0" w:oddVBand="0" w:evenVBand="0" w:oddHBand="1" w:evenHBand="0" w:firstRowFirstColumn="0" w:firstRowLastColumn="0" w:lastRowFirstColumn="0" w:lastRowLastColumn="0"/>
+          <w:trHeight w:val="454"/>
+        </w:trPr>
+        <w:tc>
+          <w:tcPr>
+            <w:cnfStyle w:val="001000000000" w:firstRow="0" w:lastRow="0" w:firstColumn="1" w:lastColumn="0" w:oddVBand="0" w:evenVBand="0" w:oddHBand="0" w:evenHBand="0" w:firstRowFirstColumn="0" w:firstRowLastColumn="0" w:lastRowFirstColumn="0" w:lastRowLastColumn="0"/>
+            <w:tcW w:w="1843" w:type="dxa"/>
+            <w:vAlign w:val="center"/>
+          </w:tcPr>
+          <w:p>
+            <w:pPr>
+              <w:jc w:val="center"/>
+              <w:rPr>
+                <w:color w:val="auto"/>
+                <w:sz w:val="20"/>
+                <w:szCs w:val="20"/>
+              </w:rPr>
+            </w:pPr>
+            <w:r>
+              <w:rPr>
+                <w:color w:val="auto"/>
+                <w:sz w:val="20"/>
+                <w:szCs w:val="20"/>
+              </w:rPr>
+              <w:t>Autenticazione</w:t>
+            </w:r>
+          </w:p>
+        </w:tc>
+        <w:tc>
+          <w:tcPr>
+            <w:tcW w:w="2835" w:type="dxa"/>
+            <w:vAlign w:val="center"/>
+          </w:tcPr>
+          <w:p>
+            <w:pPr>
+              <w:jc w:val="left"/>
+              <w:cnfStyle w:val="000000100000" w:firstRow="0" w:lastRow="0" w:firstColumn="0" w:lastColumn="0" w:oddVBand="0" w:evenVBand="0" w:oddHBand="1" w:evenHBand="0" w:firstRowFirstColumn="0" w:firstRowLastColumn="0" w:lastRowFirstColumn="0" w:lastRowLastColumn="0"/>
+              <w:rPr>
+                <w:color w:val="auto"/>
+                <w:sz w:val="20"/>
+                <w:szCs w:val="20"/>
+              </w:rPr>
+            </w:pPr>
+            <w:proofErr w:type="spellStart"/>
+            <w:r>
+              <w:rPr>
+                <w:b/>
+                <w:bCs/>
+                <w:color w:val="auto"/>
+                <w:sz w:val="20"/>
+                <w:szCs w:val="20"/>
+              </w:rPr>
+              <w:t>jsonwebtoken</w:t>
+            </w:r>
+            <w:proofErr w:type="spellEnd"/>
+            <w:r>
+              <w:rPr>
+                <w:b/>
+                <w:bCs/>
+                <w:color w:val="auto"/>
+                <w:sz w:val="20"/>
+                <w:szCs w:val="20"/>
+              </w:rPr>
+              <w:t xml:space="preserve"> + </w:t>
+            </w:r>
+            <w:proofErr w:type="spellStart"/>
+            <w:r>
+              <w:rPr>
+                <w:b/>
+                <w:bCs/>
+                <w:color w:val="auto"/>
+                <w:sz w:val="20"/>
+                <w:szCs w:val="20"/>
+              </w:rPr>
+              <w:t>bcrypt</w:t>
+            </w:r>
+            <w:proofErr w:type="spellEnd"/>
+          </w:p>
+        </w:tc>
+        <w:tc>
+          <w:tcPr>
+            <w:tcW w:w="6095" w:type="dxa"/>
+            <w:vAlign w:val="center"/>
+          </w:tcPr>
+          <w:p>
+            <w:pPr>
+              <w:jc w:val="left"/>
+              <w:cnfStyle w:val="000000100000" w:firstRow="0" w:lastRow="0" w:firstColumn="0" w:lastColumn="0" w:oddVBand="0" w:evenVBand="0" w:oddHBand="1" w:evenHBand="0" w:firstRowFirstColumn="0" w:firstRowLastColumn="0" w:lastRowFirstColumn="0" w:lastRowLastColumn="0"/>
+              <w:rPr>
+                <w:color w:val="auto"/>
+                <w:sz w:val="20"/>
+                <w:szCs w:val="20"/>
+              </w:rPr>
+            </w:pPr>
+            <w:r>
+              <w:rPr>
+                <w:color w:val="auto"/>
+                <w:sz w:val="20"/>
+                <w:szCs w:val="20"/>
+              </w:rPr>
+              <w:t xml:space="preserve">Creazione di </w:t>
+            </w:r>
+            <w:r>
+              <w:rPr>
+                <w:color w:val="auto"/>
+                <w:sz w:val="20"/>
+                <w:szCs w:val="20"/>
+              </w:rPr>
+              <w:t xml:space="preserve">JWT </w:t>
+            </w:r>
+            <w:r>
+              <w:rPr>
+                <w:color w:val="auto"/>
+                <w:sz w:val="20"/>
+                <w:szCs w:val="20"/>
+              </w:rPr>
+              <w:t xml:space="preserve">tokens; </w:t>
+            </w:r>
+            <w:proofErr w:type="spellStart"/>
+            <w:r>
+              <w:rPr>
+                <w:color w:val="auto"/>
+                <w:sz w:val="20"/>
+                <w:szCs w:val="20"/>
+              </w:rPr>
+              <w:t>hashing</w:t>
+            </w:r>
+            <w:proofErr w:type="spellEnd"/>
+            <w:r>
+              <w:rPr>
+                <w:color w:val="auto"/>
+                <w:sz w:val="20"/>
+                <w:szCs w:val="20"/>
+              </w:rPr>
+              <w:t xml:space="preserve"> sicuro delle password</w:t>
+            </w:r>
+          </w:p>
+        </w:tc>
+      </w:tr>
+      <w:tr>
+        <w:trPr>
+          <w:trHeight w:val="454"/>
+        </w:trPr>
+        <w:tc>
+          <w:tcPr>
+            <w:cnfStyle w:val="001000000000" w:firstRow="0" w:lastRow="0" w:firstColumn="1" w:lastColumn="0" w:oddVBand="0" w:evenVBand="0" w:oddHBand="0" w:evenHBand="0" w:firstRowFirstColumn="0" w:firstRowLastColumn="0" w:lastRowFirstColumn="0" w:lastRowLastColumn="0"/>
+            <w:tcW w:w="1843" w:type="dxa"/>
+            <w:vAlign w:val="center"/>
+          </w:tcPr>
+          <w:p>
+            <w:pPr>
+              <w:jc w:val="center"/>
+              <w:rPr>
+                <w:color w:val="auto"/>
+                <w:sz w:val="20"/>
+                <w:szCs w:val="20"/>
+              </w:rPr>
+            </w:pPr>
+            <w:r>
+              <w:rPr>
+                <w:color w:val="auto"/>
+                <w:sz w:val="20"/>
+                <w:szCs w:val="20"/>
+              </w:rPr>
+              <w:t>Sicurezza</w:t>
+            </w:r>
+          </w:p>
+        </w:tc>
+        <w:tc>
+          <w:tcPr>
+            <w:tcW w:w="2835" w:type="dxa"/>
+            <w:vAlign w:val="center"/>
+          </w:tcPr>
+          <w:p>
+            <w:pPr>
+              <w:jc w:val="left"/>
+              <w:cnfStyle w:val="000000000000" w:firstRow="0" w:lastRow="0" w:firstColumn="0" w:lastColumn="0" w:oddVBand="0" w:evenVBand="0" w:oddHBand="0" w:evenHBand="0" w:firstRowFirstColumn="0" w:firstRowLastColumn="0" w:lastRowFirstColumn="0" w:lastRowLastColumn="0"/>
+              <w:rPr>
+                <w:color w:val="auto"/>
+                <w:sz w:val="20"/>
+                <w:szCs w:val="20"/>
+              </w:rPr>
+            </w:pPr>
+            <w:proofErr w:type="spellStart"/>
+            <w:r>
+              <w:rPr>
+                <w:b/>
+                <w:bCs/>
+                <w:color w:val="auto"/>
+                <w:sz w:val="20"/>
+                <w:szCs w:val="20"/>
+              </w:rPr>
+              <w:t>helmet</w:t>
+            </w:r>
+            <w:proofErr w:type="spellEnd"/>
+            <w:r>
+              <w:rPr>
+                <w:b/>
+                <w:bCs/>
+                <w:color w:val="auto"/>
+                <w:sz w:val="20"/>
+                <w:szCs w:val="20"/>
+              </w:rPr>
+              <w:t xml:space="preserve"> + rate-</w:t>
+            </w:r>
+            <w:proofErr w:type="spellStart"/>
+            <w:r>
+              <w:rPr>
+                <w:b/>
+                <w:bCs/>
+                <w:color w:val="auto"/>
+                <w:sz w:val="20"/>
+                <w:szCs w:val="20"/>
+              </w:rPr>
+              <w:t>limit</w:t>
+            </w:r>
+            <w:proofErr w:type="spellEnd"/>
+            <w:r>
+              <w:rPr>
+                <w:b/>
+                <w:bCs/>
+                <w:color w:val="auto"/>
+                <w:sz w:val="20"/>
+                <w:szCs w:val="20"/>
+              </w:rPr>
+              <w:t xml:space="preserve"> + </w:t>
+            </w:r>
+            <w:proofErr w:type="spellStart"/>
+            <w:r>
+              <w:rPr>
+                <w:b/>
+                <w:bCs/>
+                <w:color w:val="auto"/>
+                <w:sz w:val="20"/>
+                <w:szCs w:val="20"/>
+              </w:rPr>
+              <w:t>cors</w:t>
+            </w:r>
+            <w:proofErr w:type="spellEnd"/>
+          </w:p>
+        </w:tc>
+        <w:tc>
+          <w:tcPr>
+            <w:tcW w:w="6095" w:type="dxa"/>
+            <w:vAlign w:val="center"/>
+          </w:tcPr>
+          <w:p>
+            <w:pPr>
+              <w:jc w:val="left"/>
+              <w:cnfStyle w:val="000000000000" w:firstRow="0" w:lastRow="0" w:firstColumn="0" w:lastColumn="0" w:oddVBand="0" w:evenVBand="0" w:oddHBand="0" w:evenHBand="0" w:firstRowFirstColumn="0" w:firstRowLastColumn="0" w:lastRowFirstColumn="0" w:lastRowLastColumn="0"/>
+              <w:rPr>
+                <w:color w:val="auto"/>
+                <w:sz w:val="20"/>
+                <w:szCs w:val="20"/>
+                <w:lang w:val="en-GB"/>
+              </w:rPr>
+            </w:pPr>
+            <w:r>
+              <w:rPr>
+                <w:color w:val="auto"/>
+                <w:sz w:val="20"/>
+                <w:szCs w:val="20"/>
+                <w:lang w:val="en-GB"/>
+              </w:rPr>
+              <w:t>Default best practices per s</w:t>
+            </w:r>
+            <w:r>
+              <w:rPr>
+                <w:color w:val="auto"/>
+                <w:sz w:val="20"/>
+                <w:szCs w:val="20"/>
+                <w:lang w:val="en-GB"/>
+              </w:rPr>
+              <w:t xml:space="preserve">ecurity-related </w:t>
+            </w:r>
+            <w:r>
+              <w:rPr>
+                <w:color w:val="auto"/>
+                <w:sz w:val="20"/>
+                <w:szCs w:val="20"/>
+                <w:lang w:val="en-GB"/>
+              </w:rPr>
+              <w:t xml:space="preserve">HTTP </w:t>
+            </w:r>
+            <w:r>
+              <w:rPr>
+                <w:color w:val="auto"/>
+                <w:sz w:val="20"/>
+                <w:szCs w:val="20"/>
+                <w:lang w:val="en-GB"/>
+              </w:rPr>
+              <w:t xml:space="preserve">headers; </w:t>
+            </w:r>
+            <w:proofErr w:type="spellStart"/>
+            <w:r>
+              <w:rPr>
+                <w:color w:val="auto"/>
+                <w:sz w:val="20"/>
+                <w:szCs w:val="20"/>
+                <w:lang w:val="en-GB"/>
+              </w:rPr>
+              <w:t>mitigazione</w:t>
+            </w:r>
+            <w:proofErr w:type="spellEnd"/>
+            <w:r>
+              <w:rPr>
+                <w:color w:val="auto"/>
+                <w:sz w:val="20"/>
+                <w:szCs w:val="20"/>
+                <w:lang w:val="en-GB"/>
+              </w:rPr>
+              <w:t xml:space="preserve"> di </w:t>
+            </w:r>
+            <w:proofErr w:type="spellStart"/>
+            <w:r>
+              <w:rPr>
+                <w:color w:val="auto"/>
+                <w:sz w:val="20"/>
+                <w:szCs w:val="20"/>
+                <w:lang w:val="en-GB"/>
+              </w:rPr>
+              <w:t>attacchi</w:t>
+            </w:r>
+            <w:proofErr w:type="spellEnd"/>
+            <w:r>
+              <w:rPr>
+                <w:color w:val="auto"/>
+                <w:sz w:val="20"/>
+                <w:szCs w:val="20"/>
+                <w:lang w:val="en-GB"/>
+              </w:rPr>
+              <w:t xml:space="preserve"> brute-force</w:t>
+            </w:r>
+            <w:r>
+              <w:rPr>
+                <w:color w:val="auto"/>
+                <w:sz w:val="20"/>
+                <w:szCs w:val="20"/>
+                <w:lang w:val="en-GB"/>
+              </w:rPr>
+              <w:t xml:space="preserve">; </w:t>
+            </w:r>
+            <w:proofErr w:type="spellStart"/>
+            <w:r>
+              <w:rPr>
+                <w:color w:val="auto"/>
+                <w:sz w:val="20"/>
+                <w:szCs w:val="20"/>
+                <w:lang w:val="en-GB"/>
+              </w:rPr>
+              <w:t>gestione</w:t>
+            </w:r>
+            <w:proofErr w:type="spellEnd"/>
+            <w:r>
+              <w:rPr>
+                <w:color w:val="auto"/>
+                <w:sz w:val="20"/>
+                <w:szCs w:val="20"/>
+                <w:lang w:val="en-GB"/>
+              </w:rPr>
+              <w:t xml:space="preserve"> di CORS</w:t>
+            </w:r>
+          </w:p>
+        </w:tc>
+      </w:tr>
+      <w:tr>
+        <w:trPr>
+          <w:cnfStyle w:val="000000100000" w:firstRow="0" w:lastRow="0" w:firstColumn="0" w:lastColumn="0" w:oddVBand="0" w:evenVBand="0" w:oddHBand="1" w:evenHBand="0" w:firstRowFirstColumn="0" w:firstRowLastColumn="0" w:lastRowFirstColumn="0" w:lastRowLastColumn="0"/>
+          <w:trHeight w:val="454"/>
+        </w:trPr>
+        <w:tc>
+          <w:tcPr>
+            <w:cnfStyle w:val="001000000000" w:firstRow="0" w:lastRow="0" w:firstColumn="1" w:lastColumn="0" w:oddVBand="0" w:evenVBand="0" w:oddHBand="0" w:evenHBand="0" w:firstRowFirstColumn="0" w:firstRowLastColumn="0" w:lastRowFirstColumn="0" w:lastRowLastColumn="0"/>
+            <w:tcW w:w="1843" w:type="dxa"/>
+            <w:vAlign w:val="center"/>
+          </w:tcPr>
+          <w:p>
+            <w:pPr>
+              <w:jc w:val="center"/>
+              <w:rPr>
+                <w:color w:val="auto"/>
+                <w:sz w:val="20"/>
+                <w:szCs w:val="20"/>
+              </w:rPr>
+            </w:pPr>
+            <w:r>
+              <w:rPr>
+                <w:color w:val="auto"/>
+                <w:sz w:val="20"/>
+                <w:szCs w:val="20"/>
+              </w:rPr>
+              <w:t>Sanitizzazione</w:t>
+            </w:r>
+          </w:p>
+        </w:tc>
+        <w:tc>
+          <w:tcPr>
+            <w:tcW w:w="2835" w:type="dxa"/>
+            <w:vAlign w:val="center"/>
+          </w:tcPr>
+          <w:p>
+            <w:pPr>
+              <w:jc w:val="left"/>
+              <w:cnfStyle w:val="000000100000" w:firstRow="0" w:lastRow="0" w:firstColumn="0" w:lastColumn="0" w:oddVBand="0" w:evenVBand="0" w:oddHBand="1" w:evenHBand="0" w:firstRowFirstColumn="0" w:firstRowLastColumn="0" w:lastRowFirstColumn="0" w:lastRowLastColumn="0"/>
+              <w:rPr>
+                <w:color w:val="auto"/>
+                <w:sz w:val="20"/>
+                <w:szCs w:val="20"/>
+              </w:rPr>
+            </w:pPr>
+            <w:proofErr w:type="spellStart"/>
+            <w:r>
+              <w:rPr>
+                <w:b/>
+                <w:bCs/>
+                <w:color w:val="auto"/>
+                <w:sz w:val="20"/>
+                <w:szCs w:val="20"/>
+              </w:rPr>
+              <w:t>isomorphic-dompurify</w:t>
+            </w:r>
+            <w:proofErr w:type="spellEnd"/>
+          </w:p>
+        </w:tc>
+        <w:tc>
+          <w:tcPr>
+            <w:tcW w:w="6095" w:type="dxa"/>
+            <w:vAlign w:val="center"/>
+          </w:tcPr>
+          <w:p>
+            <w:pPr>
+              <w:jc w:val="left"/>
+              <w:cnfStyle w:val="000000100000" w:firstRow="0" w:lastRow="0" w:firstColumn="0" w:lastColumn="0" w:oddVBand="0" w:evenVBand="0" w:oddHBand="1" w:evenHBand="0" w:firstRowFirstColumn="0" w:firstRowLastColumn="0" w:lastRowFirstColumn="0" w:lastRowLastColumn="0"/>
+              <w:rPr>
+                <w:color w:val="auto"/>
+                <w:sz w:val="20"/>
+                <w:szCs w:val="20"/>
+              </w:rPr>
+            </w:pPr>
+            <w:r>
+              <w:rPr>
+                <w:color w:val="auto"/>
+                <w:sz w:val="20"/>
+                <w:szCs w:val="20"/>
+              </w:rPr>
+              <w:t>Sanitizza</w:t>
+            </w:r>
+            <w:r>
+              <w:rPr>
+                <w:color w:val="auto"/>
+                <w:sz w:val="20"/>
+                <w:szCs w:val="20"/>
+              </w:rPr>
+              <w:t xml:space="preserve">zione di </w:t>
+            </w:r>
+            <w:r>
+              <w:rPr>
+                <w:color w:val="auto"/>
+                <w:sz w:val="20"/>
+                <w:szCs w:val="20"/>
+              </w:rPr>
+              <w:t>input utente</w:t>
+            </w:r>
+            <w:r>
+              <w:rPr>
+                <w:color w:val="auto"/>
+                <w:sz w:val="20"/>
+                <w:szCs w:val="20"/>
+              </w:rPr>
+              <w:t xml:space="preserve"> lato server</w:t>
+            </w:r>
+          </w:p>
+        </w:tc>
+      </w:tr>
+      <w:tr>
+        <w:trPr>
+          <w:trHeight w:val="454"/>
+        </w:trPr>
+        <w:tc>
+          <w:tcPr>
+            <w:cnfStyle w:val="001000000000" w:firstRow="0" w:lastRow="0" w:firstColumn="1" w:lastColumn="0" w:oddVBand="0" w:evenVBand="0" w:oddHBand="0" w:evenHBand="0" w:firstRowFirstColumn="0" w:firstRowLastColumn="0" w:lastRowFirstColumn="0" w:lastRowLastColumn="0"/>
+            <w:tcW w:w="1843" w:type="dxa"/>
+            <w:vAlign w:val="center"/>
+          </w:tcPr>
+          <w:p>
+            <w:pPr>
+              <w:jc w:val="center"/>
+              <w:rPr>
+                <w:color w:val="auto"/>
+                <w:sz w:val="20"/>
+                <w:szCs w:val="20"/>
+              </w:rPr>
+            </w:pPr>
+            <w:r>
+              <w:rPr>
+                <w:color w:val="auto"/>
+                <w:sz w:val="20"/>
+                <w:szCs w:val="20"/>
+              </w:rPr>
+              <w:t>Upload file</w:t>
+            </w:r>
+          </w:p>
+        </w:tc>
+        <w:tc>
+          <w:tcPr>
+            <w:tcW w:w="2835" w:type="dxa"/>
+            <w:vAlign w:val="center"/>
+          </w:tcPr>
+          <w:p>
+            <w:pPr>
+              <w:jc w:val="left"/>
+              <w:cnfStyle w:val="000000000000" w:firstRow="0" w:lastRow="0" w:firstColumn="0" w:lastColumn="0" w:oddVBand="0" w:evenVBand="0" w:oddHBand="0" w:evenHBand="0" w:firstRowFirstColumn="0" w:firstRowLastColumn="0" w:lastRowFirstColumn="0" w:lastRowLastColumn="0"/>
+              <w:rPr>
+                <w:color w:val="auto"/>
+                <w:sz w:val="20"/>
+                <w:szCs w:val="20"/>
+              </w:rPr>
+            </w:pPr>
+            <w:r>
+              <w:rPr>
+                <w:b/>
+                <w:bCs/>
+                <w:color w:val="auto"/>
+                <w:sz w:val="20"/>
+                <w:szCs w:val="20"/>
+              </w:rPr>
+              <w:t>M</w:t>
+            </w:r>
+            <w:r>
+              <w:rPr>
+                <w:b/>
+                <w:bCs/>
+                <w:color w:val="auto"/>
+                <w:sz w:val="20"/>
+                <w:szCs w:val="20"/>
+              </w:rPr>
+              <w:t>ulter</w:t>
+            </w:r>
+          </w:p>
+        </w:tc>
+        <w:tc>
+          <w:tcPr>
+            <w:tcW w:w="6095" w:type="dxa"/>
+            <w:vAlign w:val="center"/>
+          </w:tcPr>
+          <w:p>
+            <w:pPr>
+              <w:jc w:val="left"/>
+              <w:cnfStyle w:val="000000000000" w:firstRow="0" w:lastRow="0" w:firstColumn="0" w:lastColumn="0" w:oddVBand="0" w:evenVBand="0" w:oddHBand="0" w:evenHBand="0" w:firstRowFirstColumn="0" w:firstRowLastColumn="0" w:lastRowFirstColumn="0" w:lastRowLastColumn="0"/>
+              <w:rPr>
+                <w:color w:val="auto"/>
+                <w:sz w:val="20"/>
+                <w:szCs w:val="20"/>
+              </w:rPr>
+            </w:pPr>
+            <w:proofErr w:type="spellStart"/>
+            <w:r>
+              <w:rPr>
+                <w:color w:val="auto"/>
+                <w:sz w:val="20"/>
+                <w:szCs w:val="20"/>
+              </w:rPr>
+              <w:t>Parsing</w:t>
+            </w:r>
+            <w:proofErr w:type="spellEnd"/>
+            <w:r>
+              <w:rPr>
+                <w:color w:val="auto"/>
+                <w:sz w:val="20"/>
+                <w:szCs w:val="20"/>
+              </w:rPr>
+              <w:t xml:space="preserve"> di </w:t>
+            </w:r>
+            <w:proofErr w:type="spellStart"/>
+            <w:r>
+              <w:rPr>
+                <w:i/>
+                <w:iCs/>
+                <w:color w:val="auto"/>
+                <w:sz w:val="20"/>
+                <w:szCs w:val="20"/>
+              </w:rPr>
+              <w:t>multipart</w:t>
+            </w:r>
+            <w:proofErr w:type="spellEnd"/>
+            <w:r>
+              <w:rPr>
+                <w:i/>
+                <w:iCs/>
+                <w:color w:val="auto"/>
+                <w:sz w:val="20"/>
+                <w:szCs w:val="20"/>
+              </w:rPr>
+              <w:t>/form-data</w:t>
+            </w:r>
+            <w:r>
+              <w:rPr>
+                <w:color w:val="auto"/>
+                <w:sz w:val="20"/>
+                <w:szCs w:val="20"/>
+              </w:rPr>
+              <w:t xml:space="preserve"> per </w:t>
+            </w:r>
+            <w:r>
+              <w:rPr>
+                <w:color w:val="auto"/>
+                <w:sz w:val="20"/>
+                <w:szCs w:val="20"/>
+              </w:rPr>
+              <w:t>upload di files</w:t>
+            </w:r>
+          </w:p>
+        </w:tc>
+      </w:tr>
+      <w:tr>
+        <w:trPr>
+          <w:cnfStyle w:val="000000100000" w:firstRow="0" w:lastRow="0" w:firstColumn="0" w:lastColumn="0" w:oddVBand="0" w:evenVBand="0" w:oddHBand="1" w:evenHBand="0" w:firstRowFirstColumn="0" w:firstRowLastColumn="0" w:lastRowFirstColumn="0" w:lastRowLastColumn="0"/>
+          <w:trHeight w:val="454"/>
+        </w:trPr>
+        <w:tc>
+          <w:tcPr>
+            <w:cnfStyle w:val="001000000000" w:firstRow="0" w:lastRow="0" w:firstColumn="1" w:lastColumn="0" w:oddVBand="0" w:evenVBand="0" w:oddHBand="0" w:evenHBand="0" w:firstRowFirstColumn="0" w:firstRowLastColumn="0" w:lastRowFirstColumn="0" w:lastRowLastColumn="0"/>
+            <w:tcW w:w="1843" w:type="dxa"/>
+            <w:vAlign w:val="center"/>
+          </w:tcPr>
+          <w:p>
+            <w:pPr>
+              <w:jc w:val="center"/>
+              <w:rPr>
+                <w:color w:val="auto"/>
+                <w:sz w:val="20"/>
+                <w:szCs w:val="20"/>
+              </w:rPr>
+            </w:pPr>
+            <w:proofErr w:type="spellStart"/>
+            <w:r>
+              <w:rPr>
+                <w:color w:val="auto"/>
+                <w:sz w:val="20"/>
+                <w:szCs w:val="20"/>
+              </w:rPr>
+              <w:t>Logging</w:t>
+            </w:r>
+            <w:proofErr w:type="spellEnd"/>
+          </w:p>
+        </w:tc>
+        <w:tc>
+          <w:tcPr>
+            <w:tcW w:w="2835" w:type="dxa"/>
+            <w:vAlign w:val="center"/>
+          </w:tcPr>
+          <w:p>
+            <w:pPr>
+              <w:jc w:val="left"/>
+              <w:cnfStyle w:val="000000100000" w:firstRow="0" w:lastRow="0" w:firstColumn="0" w:lastColumn="0" w:oddVBand="0" w:evenVBand="0" w:oddHBand="1" w:evenHBand="0" w:firstRowFirstColumn="0" w:firstRowLastColumn="0" w:lastRowFirstColumn="0" w:lastRowLastColumn="0"/>
+              <w:rPr>
+                <w:color w:val="auto"/>
+                <w:sz w:val="20"/>
+                <w:szCs w:val="20"/>
+              </w:rPr>
+            </w:pPr>
+            <w:proofErr w:type="spellStart"/>
+            <w:r>
+              <w:rPr>
+                <w:b/>
+                <w:bCs/>
+                <w:color w:val="auto"/>
+                <w:sz w:val="20"/>
+                <w:szCs w:val="20"/>
+              </w:rPr>
+              <w:t>morgan</w:t>
+            </w:r>
+            <w:proofErr w:type="spellEnd"/>
+            <w:r>
+              <w:rPr>
+                <w:b/>
+                <w:bCs/>
+                <w:color w:val="auto"/>
+                <w:sz w:val="20"/>
+                <w:szCs w:val="20"/>
+              </w:rPr>
+              <w:t xml:space="preserve"> + </w:t>
+            </w:r>
+            <w:proofErr w:type="spellStart"/>
+            <w:r>
+              <w:rPr>
+                <w:b/>
+                <w:bCs/>
+                <w:color w:val="auto"/>
+                <w:sz w:val="20"/>
+                <w:szCs w:val="20"/>
+              </w:rPr>
+              <w:t>winston</w:t>
+            </w:r>
+            <w:proofErr w:type="spellEnd"/>
+          </w:p>
+        </w:tc>
+        <w:tc>
+          <w:tcPr>
+            <w:tcW w:w="6095" w:type="dxa"/>
+            <w:vAlign w:val="center"/>
+          </w:tcPr>
+          <w:p>
+            <w:pPr>
+              <w:jc w:val="left"/>
+              <w:cnfStyle w:val="000000100000" w:firstRow="0" w:lastRow="0" w:firstColumn="0" w:lastColumn="0" w:oddVBand="0" w:evenVBand="0" w:oddHBand="1" w:evenHBand="0" w:firstRowFirstColumn="0" w:firstRowLastColumn="0" w:lastRowFirstColumn="0" w:lastRowLastColumn="0"/>
+              <w:rPr>
+                <w:color w:val="auto"/>
+                <w:sz w:val="20"/>
+                <w:szCs w:val="20"/>
+              </w:rPr>
+            </w:pPr>
+            <w:r>
+              <w:rPr>
+                <w:color w:val="auto"/>
+                <w:sz w:val="20"/>
+                <w:szCs w:val="20"/>
+              </w:rPr>
+              <w:t xml:space="preserve">HTTP </w:t>
+            </w:r>
+            <w:proofErr w:type="spellStart"/>
+            <w:r>
+              <w:rPr>
+                <w:color w:val="auto"/>
+                <w:sz w:val="20"/>
+                <w:szCs w:val="20"/>
+              </w:rPr>
+              <w:t>request</w:t>
+            </w:r>
+            <w:proofErr w:type="spellEnd"/>
+            <w:r>
+              <w:rPr>
+                <w:color w:val="auto"/>
+                <w:sz w:val="20"/>
+                <w:szCs w:val="20"/>
+              </w:rPr>
+              <w:t xml:space="preserve"> </w:t>
+            </w:r>
+            <w:proofErr w:type="spellStart"/>
+            <w:r>
+              <w:rPr>
+                <w:color w:val="auto"/>
+                <w:sz w:val="20"/>
+                <w:szCs w:val="20"/>
+              </w:rPr>
+              <w:t>l</w:t>
+            </w:r>
+            <w:r>
+              <w:rPr>
+                <w:color w:val="auto"/>
+                <w:sz w:val="20"/>
+                <w:szCs w:val="20"/>
+              </w:rPr>
+              <w:t>og</w:t>
+            </w:r>
+            <w:r>
+              <w:rPr>
+                <w:color w:val="auto"/>
+                <w:sz w:val="20"/>
+                <w:szCs w:val="20"/>
+              </w:rPr>
+              <w:t>ger</w:t>
+            </w:r>
+            <w:proofErr w:type="spellEnd"/>
+            <w:r>
+              <w:rPr>
+                <w:color w:val="auto"/>
+                <w:sz w:val="20"/>
+                <w:szCs w:val="20"/>
+              </w:rPr>
+              <w:t>;</w:t>
+            </w:r>
+            <w:r>
+              <w:rPr>
+                <w:color w:val="auto"/>
+                <w:sz w:val="20"/>
+                <w:szCs w:val="20"/>
+              </w:rPr>
+              <w:t xml:space="preserve"> </w:t>
+            </w:r>
+            <w:r>
+              <w:rPr>
+                <w:color w:val="auto"/>
+                <w:sz w:val="20"/>
+                <w:szCs w:val="20"/>
+              </w:rPr>
+              <w:t xml:space="preserve">libreria di </w:t>
+            </w:r>
+            <w:proofErr w:type="spellStart"/>
+            <w:r>
+              <w:rPr>
+                <w:color w:val="auto"/>
+                <w:sz w:val="20"/>
+                <w:szCs w:val="20"/>
+              </w:rPr>
+              <w:t>logging</w:t>
+            </w:r>
+            <w:proofErr w:type="spellEnd"/>
+            <w:r>
+              <w:rPr>
+                <w:color w:val="auto"/>
+                <w:sz w:val="20"/>
+                <w:szCs w:val="20"/>
+              </w:rPr>
+              <w:t xml:space="preserve"> </w:t>
+            </w:r>
+            <w:r>
+              <w:rPr>
+                <w:color w:val="auto"/>
+                <w:sz w:val="20"/>
+                <w:szCs w:val="20"/>
+              </w:rPr>
+              <w:t>strutturat</w:t>
+            </w:r>
+            <w:r>
+              <w:rPr>
+                <w:color w:val="auto"/>
+                <w:sz w:val="20"/>
+                <w:szCs w:val="20"/>
+              </w:rPr>
+              <w:t>o</w:t>
+            </w:r>
+          </w:p>
+        </w:tc>
+      </w:tr>
+    </w:tbl>
+    <w:p/>
+    <w:p>
+      <w:pPr>
+        <w:pStyle w:val="Heading3"/>
+      </w:pPr>
+      <w:r>
+        <w:t>Front-end</w:t>
+      </w:r>
+    </w:p>
+    <w:tbl>
+      <w:tblPr>
+        <w:tblStyle w:val="ListTable7ColourfulAccent6"/>
+        <w:tblW w:w="10773" w:type="dxa"/>
+        <w:tblLook w:val="04A0" w:firstRow="1" w:lastRow="0" w:firstColumn="1" w:lastColumn="0" w:noHBand="0" w:noVBand="1"/>
+      </w:tblPr>
+      <w:tblGrid>
+        <w:gridCol w:w="1843"/>
+        <w:gridCol w:w="2835"/>
+        <w:gridCol w:w="6095"/>
+      </w:tblGrid>
+      <w:tr>
+        <w:trPr>
+          <w:cnfStyle w:val="100000000000" w:firstRow="1" w:lastRow="0" w:firstColumn="0" w:lastColumn="0" w:oddVBand="0" w:evenVBand="0" w:oddHBand="0" w:evenHBand="0" w:firstRowFirstColumn="0" w:firstRowLastColumn="0" w:lastRowFirstColumn="0" w:lastRowLastColumn="0"/>
+          <w:trHeight w:val="454"/>
+        </w:trPr>
+        <w:tc>
+          <w:tcPr>
+            <w:cnfStyle w:val="001000000100" w:firstRow="0" w:lastRow="0" w:firstColumn="1" w:lastColumn="0" w:oddVBand="0" w:evenVBand="0" w:oddHBand="0" w:evenHBand="0" w:firstRowFirstColumn="1" w:firstRowLastColumn="0" w:lastRowFirstColumn="0" w:lastRowLastColumn="0"/>
+            <w:tcW w:w="1843" w:type="dxa"/>
+            <w:vAlign w:val="center"/>
+          </w:tcPr>
+          <w:p>
+            <w:pPr>
+              <w:jc w:val="center"/>
+              <w:rPr>
+                <w:color w:val="auto"/>
+                <w:sz w:val="20"/>
+                <w:szCs w:val="20"/>
+              </w:rPr>
+            </w:pPr>
+            <w:r>
+              <w:rPr>
+                <w:b/>
+                <w:bCs/>
+                <w:color w:val="auto"/>
+                <w:sz w:val="20"/>
+                <w:szCs w:val="20"/>
+              </w:rPr>
+              <w:t>Categoria</w:t>
+            </w:r>
+          </w:p>
+        </w:tc>
+        <w:tc>
+          <w:tcPr>
+            <w:tcW w:w="2835" w:type="dxa"/>
+            <w:vAlign w:val="center"/>
+          </w:tcPr>
+          <w:p>
+            <w:pPr>
+              <w:jc w:val="left"/>
+              <w:cnfStyle w:val="100000000000" w:firstRow="1" w:lastRow="0" w:firstColumn="0" w:lastColumn="0" w:oddVBand="0" w:evenVBand="0" w:oddHBand="0" w:evenHBand="0" w:firstRowFirstColumn="0" w:firstRowLastColumn="0" w:lastRowFirstColumn="0" w:lastRowLastColumn="0"/>
+              <w:rPr>
+                <w:color w:val="auto"/>
+                <w:sz w:val="20"/>
+                <w:szCs w:val="20"/>
+              </w:rPr>
+            </w:pPr>
+            <w:r>
+              <w:rPr>
+                <w:b/>
+                <w:bCs/>
+                <w:color w:val="auto"/>
+                <w:sz w:val="20"/>
+                <w:szCs w:val="20"/>
+              </w:rPr>
+              <w:t>Tecnologia / Pacchetto</w:t>
+            </w:r>
+          </w:p>
+        </w:tc>
+        <w:tc>
+          <w:tcPr>
+            <w:tcW w:w="6095" w:type="dxa"/>
+            <w:vAlign w:val="center"/>
+          </w:tcPr>
+          <w:p>
+            <w:pPr>
+              <w:jc w:val="left"/>
+              <w:cnfStyle w:val="100000000000" w:firstRow="1" w:lastRow="0" w:firstColumn="0" w:lastColumn="0" w:oddVBand="0" w:evenVBand="0" w:oddHBand="0" w:evenHBand="0" w:firstRowFirstColumn="0" w:firstRowLastColumn="0" w:lastRowFirstColumn="0" w:lastRowLastColumn="0"/>
+              <w:rPr>
+                <w:color w:val="auto"/>
+                <w:sz w:val="20"/>
+                <w:szCs w:val="20"/>
+              </w:rPr>
+            </w:pPr>
+            <w:r>
+              <w:rPr>
+                <w:b/>
+                <w:bCs/>
+                <w:color w:val="auto"/>
+                <w:sz w:val="20"/>
+                <w:szCs w:val="20"/>
+              </w:rPr>
+              <w:t>Note</w:t>
+            </w:r>
+          </w:p>
+        </w:tc>
+      </w:tr>
+      <w:tr>
+        <w:trPr>
+          <w:cnfStyle w:val="000000100000" w:firstRow="0" w:lastRow="0" w:firstColumn="0" w:lastColumn="0" w:oddVBand="0" w:evenVBand="0" w:oddHBand="1" w:evenHBand="0" w:firstRowFirstColumn="0" w:firstRowLastColumn="0" w:lastRowFirstColumn="0" w:lastRowLastColumn="0"/>
+          <w:trHeight w:val="454"/>
+        </w:trPr>
+        <w:tc>
+          <w:tcPr>
+            <w:cnfStyle w:val="001000000000" w:firstRow="0" w:lastRow="0" w:firstColumn="1" w:lastColumn="0" w:oddVBand="0" w:evenVBand="0" w:oddHBand="0" w:evenHBand="0" w:firstRowFirstColumn="0" w:firstRowLastColumn="0" w:lastRowFirstColumn="0" w:lastRowLastColumn="0"/>
+            <w:tcW w:w="1843" w:type="dxa"/>
+            <w:vAlign w:val="center"/>
+          </w:tcPr>
+          <w:p>
+            <w:pPr>
+              <w:jc w:val="center"/>
+              <w:rPr>
+                <w:color w:val="auto"/>
+                <w:sz w:val="20"/>
+                <w:szCs w:val="20"/>
+              </w:rPr>
+            </w:pPr>
+            <w:r>
+              <w:rPr>
+                <w:color w:val="auto"/>
+                <w:sz w:val="20"/>
+                <w:szCs w:val="20"/>
+              </w:rPr>
+              <w:t>Linguaggio</w:t>
+            </w:r>
+          </w:p>
+        </w:tc>
+        <w:tc>
+          <w:tcPr>
+            <w:tcW w:w="2835" w:type="dxa"/>
+            <w:vAlign w:val="center"/>
+          </w:tcPr>
+          <w:p>
+            <w:pPr>
+              <w:jc w:val="left"/>
+              <w:cnfStyle w:val="000000100000" w:firstRow="0" w:lastRow="0" w:firstColumn="0" w:lastColumn="0" w:oddVBand="0" w:evenVBand="0" w:oddHBand="1" w:evenHBand="0" w:firstRowFirstColumn="0" w:firstRowLastColumn="0" w:lastRowFirstColumn="0" w:lastRowLastColumn="0"/>
+              <w:rPr>
+                <w:color w:val="auto"/>
+                <w:sz w:val="20"/>
+                <w:szCs w:val="20"/>
+              </w:rPr>
+            </w:pPr>
+            <w:proofErr w:type="spellStart"/>
+            <w:r>
+              <w:rPr>
+                <w:b/>
+                <w:bCs/>
+                <w:color w:val="auto"/>
+                <w:sz w:val="20"/>
+                <w:szCs w:val="20"/>
+              </w:rPr>
+              <w:t>TypeScript</w:t>
+            </w:r>
+            <w:proofErr w:type="spellEnd"/>
+          </w:p>
+        </w:tc>
+        <w:tc>
+          <w:tcPr>
+            <w:tcW w:w="6095" w:type="dxa"/>
+            <w:vAlign w:val="center"/>
+          </w:tcPr>
+          <w:p>
+            <w:pPr>
+              <w:jc w:val="left"/>
+              <w:cnfStyle w:val="000000100000" w:firstRow="0" w:lastRow="0" w:firstColumn="0" w:lastColumn="0" w:oddVBand="0" w:evenVBand="0" w:oddHBand="1" w:evenHBand="0" w:firstRowFirstColumn="0" w:firstRowLastColumn="0" w:lastRowFirstColumn="0" w:lastRowLastColumn="0"/>
+              <w:rPr>
+                <w:color w:val="auto"/>
+                <w:sz w:val="20"/>
+                <w:szCs w:val="20"/>
+              </w:rPr>
+            </w:pPr>
+            <w:r>
+              <w:rPr>
+                <w:color w:val="auto"/>
+                <w:sz w:val="20"/>
+                <w:szCs w:val="20"/>
+              </w:rPr>
+              <w:t xml:space="preserve">Tipizzazione statica </w:t>
+            </w:r>
+            <w:r>
+              <w:rPr>
+                <w:color w:val="auto"/>
+                <w:sz w:val="20"/>
+                <w:szCs w:val="20"/>
+              </w:rPr>
+              <w:t>in</w:t>
+            </w:r>
+            <w:r>
+              <w:rPr>
+                <w:color w:val="auto"/>
+                <w:sz w:val="20"/>
+                <w:szCs w:val="20"/>
+              </w:rPr>
+              <w:t xml:space="preserve"> JavaScript</w:t>
+            </w:r>
+          </w:p>
+        </w:tc>
+      </w:tr>
+      <w:tr>
+        <w:trPr>
+          <w:trHeight w:val="454"/>
+        </w:trPr>
+        <w:tc>
+          <w:tcPr>
+            <w:cnfStyle w:val="001000000000" w:firstRow="0" w:lastRow="0" w:firstColumn="1" w:lastColumn="0" w:oddVBand="0" w:evenVBand="0" w:oddHBand="0" w:evenHBand="0" w:firstRowFirstColumn="0" w:firstRowLastColumn="0" w:lastRowFirstColumn="0" w:lastRowLastColumn="0"/>
+            <w:tcW w:w="1843" w:type="dxa"/>
+            <w:vAlign w:val="center"/>
+          </w:tcPr>
+          <w:p>
+            <w:pPr>
+              <w:jc w:val="center"/>
+              <w:rPr>
+                <w:color w:val="auto"/>
+                <w:sz w:val="20"/>
+                <w:szCs w:val="20"/>
+              </w:rPr>
+            </w:pPr>
+            <w:r>
+              <w:rPr>
+                <w:color w:val="auto"/>
+                <w:sz w:val="20"/>
+                <w:szCs w:val="20"/>
+              </w:rPr>
+              <w:t>Framework SPA</w:t>
+            </w:r>
+          </w:p>
+        </w:tc>
+        <w:tc>
+          <w:tcPr>
+            <w:tcW w:w="2835" w:type="dxa"/>
+            <w:vAlign w:val="center"/>
+          </w:tcPr>
+          <w:p>
+            <w:pPr>
+              <w:jc w:val="left"/>
+              <w:cnfStyle w:val="000000000000" w:firstRow="0" w:lastRow="0" w:firstColumn="0" w:lastColumn="0" w:oddVBand="0" w:evenVBand="0" w:oddHBand="0" w:evenHBand="0" w:firstRowFirstColumn="0" w:firstRowLastColumn="0" w:lastRowFirstColumn="0" w:lastRowLastColumn="0"/>
+              <w:rPr>
+                <w:color w:val="auto"/>
+                <w:sz w:val="20"/>
+                <w:szCs w:val="20"/>
+              </w:rPr>
+            </w:pPr>
+            <w:proofErr w:type="spellStart"/>
+            <w:r>
+              <w:rPr>
+                <w:b/>
+                <w:bCs/>
+                <w:color w:val="auto"/>
+                <w:sz w:val="20"/>
+                <w:szCs w:val="20"/>
+              </w:rPr>
+              <w:t>Angular</w:t>
+            </w:r>
+            <w:proofErr w:type="spellEnd"/>
+            <w:r>
+              <w:rPr>
+                <w:b/>
+                <w:bCs/>
+                <w:color w:val="auto"/>
+                <w:sz w:val="20"/>
+                <w:szCs w:val="20"/>
+              </w:rPr>
+              <w:t xml:space="preserve"> 20</w:t>
+            </w:r>
+          </w:p>
+        </w:tc>
+        <w:tc>
+          <w:tcPr>
+            <w:tcW w:w="6095" w:type="dxa"/>
+            <w:vAlign w:val="center"/>
+          </w:tcPr>
+          <w:p>
+            <w:pPr>
+              <w:jc w:val="left"/>
+              <w:cnfStyle w:val="000000000000" w:firstRow="0" w:lastRow="0" w:firstColumn="0" w:lastColumn="0" w:oddVBand="0" w:evenVBand="0" w:oddHBand="0" w:evenHBand="0" w:firstRowFirstColumn="0" w:firstRowLastColumn="0" w:lastRowFirstColumn="0" w:lastRowLastColumn="0"/>
+              <w:rPr>
+                <w:color w:val="auto"/>
+                <w:sz w:val="20"/>
+                <w:szCs w:val="20"/>
+                <w:lang w:val="en-GB"/>
+              </w:rPr>
+            </w:pPr>
+            <w:proofErr w:type="spellStart"/>
+            <w:r>
+              <w:rPr>
+                <w:color w:val="auto"/>
+                <w:sz w:val="20"/>
+                <w:szCs w:val="20"/>
+                <w:lang w:val="en-GB"/>
+              </w:rPr>
+              <w:t>C</w:t>
+            </w:r>
+            <w:r>
+              <w:rPr>
+                <w:color w:val="auto"/>
+                <w:sz w:val="20"/>
+                <w:szCs w:val="20"/>
+                <w:lang w:val="en-GB"/>
+              </w:rPr>
+              <w:t>omponenti</w:t>
+            </w:r>
+            <w:proofErr w:type="spellEnd"/>
+            <w:r>
+              <w:rPr>
+                <w:color w:val="auto"/>
+                <w:sz w:val="20"/>
+                <w:szCs w:val="20"/>
+                <w:lang w:val="en-GB"/>
+              </w:rPr>
+              <w:t xml:space="preserve">, routing, </w:t>
+            </w:r>
+            <w:r>
+              <w:rPr>
+                <w:color w:val="auto"/>
+                <w:sz w:val="20"/>
+                <w:szCs w:val="20"/>
+                <w:lang w:val="en-GB"/>
+              </w:rPr>
+              <w:t xml:space="preserve">Dependency Injection </w:t>
+            </w:r>
+            <w:r>
+              <w:rPr>
+                <w:color w:val="auto"/>
+                <w:sz w:val="20"/>
+                <w:szCs w:val="20"/>
+                <w:lang w:val="en-GB"/>
+              </w:rPr>
+              <w:t>e HTTP client</w:t>
+            </w:r>
+          </w:p>
+        </w:tc>
+      </w:tr>
+      <w:tr>
+        <w:trPr>
+          <w:cnfStyle w:val="000000100000" w:firstRow="0" w:lastRow="0" w:firstColumn="0" w:lastColumn="0" w:oddVBand="0" w:evenVBand="0" w:oddHBand="1" w:evenHBand="0" w:firstRowFirstColumn="0" w:firstRowLastColumn="0" w:lastRowFirstColumn="0" w:lastRowLastColumn="0"/>
+          <w:trHeight w:val="454"/>
+        </w:trPr>
+        <w:tc>
+          <w:tcPr>
+            <w:cnfStyle w:val="001000000000" w:firstRow="0" w:lastRow="0" w:firstColumn="1" w:lastColumn="0" w:oddVBand="0" w:evenVBand="0" w:oddHBand="0" w:evenHBand="0" w:firstRowFirstColumn="0" w:firstRowLastColumn="0" w:lastRowFirstColumn="0" w:lastRowLastColumn="0"/>
+            <w:tcW w:w="1843" w:type="dxa"/>
+            <w:vAlign w:val="center"/>
+          </w:tcPr>
+          <w:p>
+            <w:pPr>
+              <w:jc w:val="center"/>
+              <w:rPr>
+                <w:color w:val="auto"/>
+                <w:sz w:val="20"/>
+                <w:szCs w:val="20"/>
+              </w:rPr>
+            </w:pPr>
+            <w:r>
+              <w:rPr>
+                <w:color w:val="auto"/>
+                <w:sz w:val="20"/>
+                <w:szCs w:val="20"/>
+              </w:rPr>
+              <w:t>Stile</w:t>
+            </w:r>
+          </w:p>
+        </w:tc>
+        <w:tc>
+          <w:tcPr>
+            <w:tcW w:w="2835" w:type="dxa"/>
+            <w:vAlign w:val="center"/>
+          </w:tcPr>
+          <w:p>
+            <w:pPr>
+              <w:jc w:val="left"/>
+              <w:cnfStyle w:val="000000100000" w:firstRow="0" w:lastRow="0" w:firstColumn="0" w:lastColumn="0" w:oddVBand="0" w:evenVBand="0" w:oddHBand="1" w:evenHBand="0" w:firstRowFirstColumn="0" w:firstRowLastColumn="0" w:lastRowFirstColumn="0" w:lastRowLastColumn="0"/>
+              <w:rPr>
+                <w:color w:val="auto"/>
+                <w:sz w:val="20"/>
+                <w:szCs w:val="20"/>
+              </w:rPr>
+            </w:pPr>
+            <w:r>
+              <w:rPr>
+                <w:b/>
+                <w:bCs/>
+                <w:color w:val="auto"/>
+                <w:sz w:val="20"/>
+                <w:szCs w:val="20"/>
+              </w:rPr>
+              <w:t xml:space="preserve">Bootstrap 5 + </w:t>
+            </w:r>
+            <w:r>
+              <w:rPr>
+                <w:b/>
+                <w:bCs/>
+                <w:color w:val="auto"/>
+                <w:sz w:val="20"/>
+                <w:szCs w:val="20"/>
+              </w:rPr>
+              <w:t>SASS</w:t>
+            </w:r>
+            <w:r>
+              <w:rPr>
+                <w:b/>
+                <w:bCs/>
+                <w:color w:val="auto"/>
+                <w:sz w:val="20"/>
+                <w:szCs w:val="20"/>
+              </w:rPr>
+              <w:t xml:space="preserve"> + animate.css</w:t>
+            </w:r>
+          </w:p>
+        </w:tc>
+        <w:tc>
+          <w:tcPr>
+            <w:tcW w:w="6095" w:type="dxa"/>
+            <w:vAlign w:val="center"/>
+          </w:tcPr>
+          <w:p>
+            <w:pPr>
+              <w:jc w:val="left"/>
+              <w:cnfStyle w:val="000000100000" w:firstRow="0" w:lastRow="0" w:firstColumn="0" w:lastColumn="0" w:oddVBand="0" w:evenVBand="0" w:oddHBand="1" w:evenHBand="0" w:firstRowFirstColumn="0" w:firstRowLastColumn="0" w:lastRowFirstColumn="0" w:lastRowLastColumn="0"/>
+              <w:rPr>
+                <w:color w:val="auto"/>
+                <w:sz w:val="20"/>
+                <w:szCs w:val="20"/>
+              </w:rPr>
+            </w:pPr>
+            <w:r>
+              <w:rPr>
+                <w:color w:val="auto"/>
+                <w:sz w:val="20"/>
+                <w:szCs w:val="20"/>
+              </w:rPr>
+              <w:t>Framework CSS;</w:t>
+            </w:r>
+            <w:r>
+              <w:rPr>
+                <w:color w:val="auto"/>
+                <w:sz w:val="20"/>
+                <w:szCs w:val="20"/>
+              </w:rPr>
+              <w:t xml:space="preserve"> </w:t>
+            </w:r>
+            <w:r>
+              <w:rPr>
+                <w:color w:val="auto"/>
+                <w:sz w:val="20"/>
+                <w:szCs w:val="20"/>
+              </w:rPr>
+              <w:t xml:space="preserve">CSS </w:t>
+            </w:r>
+            <w:proofErr w:type="spellStart"/>
+            <w:r>
+              <w:rPr>
+                <w:color w:val="auto"/>
+                <w:sz w:val="20"/>
+                <w:szCs w:val="20"/>
+              </w:rPr>
+              <w:t>preprocessor</w:t>
+            </w:r>
+            <w:proofErr w:type="spellEnd"/>
+            <w:r>
+              <w:rPr>
+                <w:color w:val="auto"/>
+                <w:sz w:val="20"/>
+                <w:szCs w:val="20"/>
+              </w:rPr>
+              <w:t>; libreria di animazioni CSS</w:t>
+            </w:r>
+          </w:p>
+        </w:tc>
+      </w:tr>
+      <w:tr>
+        <w:trPr>
+          <w:trHeight w:val="454"/>
+        </w:trPr>
+        <w:tc>
+          <w:tcPr>
+            <w:cnfStyle w:val="001000000000" w:firstRow="0" w:lastRow="0" w:firstColumn="1" w:lastColumn="0" w:oddVBand="0" w:evenVBand="0" w:oddHBand="0" w:evenHBand="0" w:firstRowFirstColumn="0" w:firstRowLastColumn="0" w:lastRowFirstColumn="0" w:lastRowLastColumn="0"/>
+            <w:tcW w:w="1843" w:type="dxa"/>
+            <w:vAlign w:val="center"/>
+          </w:tcPr>
+          <w:p>
+            <w:pPr>
+              <w:jc w:val="center"/>
+              <w:rPr>
+                <w:color w:val="auto"/>
+                <w:sz w:val="20"/>
+                <w:szCs w:val="20"/>
+              </w:rPr>
+            </w:pPr>
+            <w:r>
+              <w:rPr>
+                <w:color w:val="auto"/>
+                <w:sz w:val="20"/>
+                <w:szCs w:val="20"/>
+              </w:rPr>
+              <w:t>Componenti UI</w:t>
+            </w:r>
+          </w:p>
+        </w:tc>
+        <w:tc>
+          <w:tcPr>
+            <w:tcW w:w="2835" w:type="dxa"/>
+            <w:vAlign w:val="center"/>
+          </w:tcPr>
+          <w:p>
+            <w:pPr>
+              <w:jc w:val="left"/>
+              <w:cnfStyle w:val="000000000000" w:firstRow="0" w:lastRow="0" w:firstColumn="0" w:lastColumn="0" w:oddVBand="0" w:evenVBand="0" w:oddHBand="0" w:evenHBand="0" w:firstRowFirstColumn="0" w:firstRowLastColumn="0" w:lastRowFirstColumn="0" w:lastRowLastColumn="0"/>
+              <w:rPr>
+                <w:color w:val="auto"/>
+                <w:sz w:val="20"/>
+                <w:szCs w:val="20"/>
+              </w:rPr>
+            </w:pPr>
+            <w:r>
+              <w:rPr>
+                <w:b/>
+                <w:bCs/>
+                <w:color w:val="auto"/>
+                <w:sz w:val="20"/>
+                <w:szCs w:val="20"/>
+              </w:rPr>
+              <w:t>ng-bootstrap</w:t>
+            </w:r>
+          </w:p>
+        </w:tc>
+        <w:tc>
+          <w:tcPr>
+            <w:tcW w:w="6095" w:type="dxa"/>
+            <w:vAlign w:val="center"/>
+          </w:tcPr>
+          <w:p>
+            <w:pPr>
+              <w:jc w:val="left"/>
+              <w:cnfStyle w:val="000000000000" w:firstRow="0" w:lastRow="0" w:firstColumn="0" w:lastColumn="0" w:oddVBand="0" w:evenVBand="0" w:oddHBand="0" w:evenHBand="0" w:firstRowFirstColumn="0" w:firstRowLastColumn="0" w:lastRowFirstColumn="0" w:lastRowLastColumn="0"/>
+              <w:rPr>
+                <w:color w:val="auto"/>
+                <w:sz w:val="20"/>
+                <w:szCs w:val="20"/>
+              </w:rPr>
+            </w:pPr>
+            <w:r>
+              <w:rPr>
+                <w:color w:val="auto"/>
+                <w:sz w:val="20"/>
+                <w:szCs w:val="20"/>
+              </w:rPr>
+              <w:t xml:space="preserve">Componenti Bootstrap nativi per </w:t>
+            </w:r>
+            <w:proofErr w:type="spellStart"/>
+            <w:r>
+              <w:rPr>
+                <w:color w:val="auto"/>
+                <w:sz w:val="20"/>
+                <w:szCs w:val="20"/>
+              </w:rPr>
+              <w:t>Angular</w:t>
+            </w:r>
+            <w:proofErr w:type="spellEnd"/>
+          </w:p>
+        </w:tc>
+      </w:tr>
+      <w:tr>
+        <w:trPr>
+          <w:cnfStyle w:val="000000100000" w:firstRow="0" w:lastRow="0" w:firstColumn="0" w:lastColumn="0" w:oddVBand="0" w:evenVBand="0" w:oddHBand="1" w:evenHBand="0" w:firstRowFirstColumn="0" w:firstRowLastColumn="0" w:lastRowFirstColumn="0" w:lastRowLastColumn="0"/>
+          <w:trHeight w:val="454"/>
+        </w:trPr>
+        <w:tc>
+          <w:tcPr>
+            <w:cnfStyle w:val="001000000000" w:firstRow="0" w:lastRow="0" w:firstColumn="1" w:lastColumn="0" w:oddVBand="0" w:evenVBand="0" w:oddHBand="0" w:evenHBand="0" w:firstRowFirstColumn="0" w:firstRowLastColumn="0" w:lastRowFirstColumn="0" w:lastRowLastColumn="0"/>
+            <w:tcW w:w="1843" w:type="dxa"/>
+            <w:vAlign w:val="center"/>
+          </w:tcPr>
+          <w:p>
+            <w:pPr>
+              <w:jc w:val="center"/>
+              <w:rPr>
+                <w:color w:val="auto"/>
+                <w:sz w:val="20"/>
+                <w:szCs w:val="20"/>
+              </w:rPr>
+            </w:pPr>
+            <w:r>
+              <w:rPr>
+                <w:color w:val="auto"/>
+                <w:sz w:val="20"/>
+                <w:szCs w:val="20"/>
+              </w:rPr>
+              <w:t>Icone</w:t>
+            </w:r>
+          </w:p>
+        </w:tc>
+        <w:tc>
+          <w:tcPr>
+            <w:tcW w:w="2835" w:type="dxa"/>
+            <w:vAlign w:val="center"/>
+          </w:tcPr>
+          <w:p>
+            <w:pPr>
+              <w:jc w:val="left"/>
+              <w:cnfStyle w:val="000000100000" w:firstRow="0" w:lastRow="0" w:firstColumn="0" w:lastColumn="0" w:oddVBand="0" w:evenVBand="0" w:oddHBand="1" w:evenHBand="0" w:firstRowFirstColumn="0" w:firstRowLastColumn="0" w:lastRowFirstColumn="0" w:lastRowLastColumn="0"/>
+              <w:rPr>
+                <w:color w:val="auto"/>
+                <w:sz w:val="20"/>
+                <w:szCs w:val="20"/>
+              </w:rPr>
+            </w:pPr>
+            <w:r>
+              <w:rPr>
+                <w:b/>
+                <w:bCs/>
+                <w:color w:val="auto"/>
+                <w:sz w:val="20"/>
+                <w:szCs w:val="20"/>
+              </w:rPr>
+              <w:t>Font Awesome</w:t>
+            </w:r>
+          </w:p>
+        </w:tc>
+        <w:tc>
+          <w:tcPr>
+            <w:tcW w:w="6095" w:type="dxa"/>
+            <w:vAlign w:val="center"/>
+          </w:tcPr>
+          <w:p>
+            <w:pPr>
+              <w:jc w:val="left"/>
+              <w:cnfStyle w:val="000000100000" w:firstRow="0" w:lastRow="0" w:firstColumn="0" w:lastColumn="0" w:oddVBand="0" w:evenVBand="0" w:oddHBand="1" w:evenHBand="0" w:firstRowFirstColumn="0" w:firstRowLastColumn="0" w:lastRowFirstColumn="0" w:lastRowLastColumn="0"/>
+              <w:rPr>
+                <w:color w:val="auto"/>
+                <w:sz w:val="20"/>
+                <w:szCs w:val="20"/>
+              </w:rPr>
+            </w:pPr>
+            <w:r>
+              <w:rPr>
+                <w:color w:val="auto"/>
+                <w:sz w:val="20"/>
+                <w:szCs w:val="20"/>
+              </w:rPr>
+              <w:t xml:space="preserve">Libreria di icone </w:t>
+            </w:r>
+            <w:r>
+              <w:rPr>
+                <w:color w:val="auto"/>
+                <w:sz w:val="20"/>
+                <w:szCs w:val="20"/>
+              </w:rPr>
+              <w:t>SV</w:t>
+            </w:r>
+            <w:r>
+              <w:rPr>
+                <w:color w:val="auto"/>
+                <w:sz w:val="20"/>
+                <w:szCs w:val="20"/>
+              </w:rPr>
+              <w:t>G</w:t>
+            </w:r>
+          </w:p>
+        </w:tc>
+      </w:tr>
+      <w:tr>
+        <w:trPr>
+          <w:trHeight w:val="454"/>
+        </w:trPr>
+        <w:tc>
+          <w:tcPr>
+            <w:cnfStyle w:val="001000000000" w:firstRow="0" w:lastRow="0" w:firstColumn="1" w:lastColumn="0" w:oddVBand="0" w:evenVBand="0" w:oddHBand="0" w:evenHBand="0" w:firstRowFirstColumn="0" w:firstRowLastColumn="0" w:lastRowFirstColumn="0" w:lastRowLastColumn="0"/>
+            <w:tcW w:w="1843" w:type="dxa"/>
+            <w:vAlign w:val="center"/>
+          </w:tcPr>
+          <w:p>
+            <w:pPr>
+              <w:jc w:val="center"/>
+              <w:rPr>
+                <w:color w:val="auto"/>
+                <w:sz w:val="20"/>
+                <w:szCs w:val="20"/>
+              </w:rPr>
+            </w:pPr>
+            <w:r>
+              <w:rPr>
+                <w:color w:val="auto"/>
+                <w:sz w:val="20"/>
+                <w:szCs w:val="20"/>
+              </w:rPr>
+              <w:t>Mapp</w:t>
+            </w:r>
+            <w:r>
+              <w:rPr>
+                <w:color w:val="auto"/>
+                <w:sz w:val="20"/>
+                <w:szCs w:val="20"/>
+              </w:rPr>
+              <w:t>a</w:t>
+            </w:r>
+          </w:p>
+        </w:tc>
+        <w:tc>
+          <w:tcPr>
+            <w:tcW w:w="2835" w:type="dxa"/>
+            <w:vAlign w:val="center"/>
+          </w:tcPr>
+          <w:p>
+            <w:pPr>
+              <w:jc w:val="left"/>
+              <w:cnfStyle w:val="000000000000" w:firstRow="0" w:lastRow="0" w:firstColumn="0" w:lastColumn="0" w:oddVBand="0" w:evenVBand="0" w:oddHBand="0" w:evenHBand="0" w:firstRowFirstColumn="0" w:firstRowLastColumn="0" w:lastRowFirstColumn="0" w:lastRowLastColumn="0"/>
+              <w:rPr>
+                <w:color w:val="auto"/>
+                <w:sz w:val="20"/>
+                <w:szCs w:val="20"/>
+              </w:rPr>
+            </w:pPr>
+            <w:proofErr w:type="spellStart"/>
+            <w:r>
+              <w:rPr>
+                <w:b/>
+                <w:bCs/>
+                <w:color w:val="auto"/>
+                <w:sz w:val="20"/>
+                <w:szCs w:val="20"/>
+              </w:rPr>
+              <w:t>Leaflet</w:t>
+            </w:r>
+            <w:proofErr w:type="spellEnd"/>
+          </w:p>
+        </w:tc>
+        <w:tc>
+          <w:tcPr>
+            <w:tcW w:w="6095" w:type="dxa"/>
+            <w:vAlign w:val="center"/>
+          </w:tcPr>
+          <w:p>
+            <w:pPr>
+              <w:jc w:val="left"/>
+              <w:cnfStyle w:val="000000000000" w:firstRow="0" w:lastRow="0" w:firstColumn="0" w:lastColumn="0" w:oddVBand="0" w:evenVBand="0" w:oddHBand="0" w:evenHBand="0" w:firstRowFirstColumn="0" w:firstRowLastColumn="0" w:lastRowFirstColumn="0" w:lastRowLastColumn="0"/>
+              <w:rPr>
+                <w:color w:val="auto"/>
+                <w:sz w:val="20"/>
+                <w:szCs w:val="20"/>
+              </w:rPr>
+            </w:pPr>
+            <w:r>
+              <w:rPr>
+                <w:color w:val="auto"/>
+                <w:sz w:val="20"/>
+                <w:szCs w:val="20"/>
+              </w:rPr>
+              <w:t>Libreria per m</w:t>
+            </w:r>
+            <w:r>
+              <w:rPr>
+                <w:color w:val="auto"/>
+                <w:sz w:val="20"/>
+                <w:szCs w:val="20"/>
+              </w:rPr>
+              <w:t>appa interattiva</w:t>
+            </w:r>
+          </w:p>
+        </w:tc>
+      </w:tr>
+      <w:tr>
+        <w:trPr>
+          <w:cnfStyle w:val="000000100000" w:firstRow="0" w:lastRow="0" w:firstColumn="0" w:lastColumn="0" w:oddVBand="0" w:evenVBand="0" w:oddHBand="1" w:evenHBand="0" w:firstRowFirstColumn="0" w:firstRowLastColumn="0" w:lastRowFirstColumn="0" w:lastRowLastColumn="0"/>
+          <w:trHeight w:val="454"/>
+        </w:trPr>
+        <w:tc>
+          <w:tcPr>
+            <w:cnfStyle w:val="001000000000" w:firstRow="0" w:lastRow="0" w:firstColumn="1" w:lastColumn="0" w:oddVBand="0" w:evenVBand="0" w:oddHBand="0" w:evenHBand="0" w:firstRowFirstColumn="0" w:firstRowLastColumn="0" w:lastRowFirstColumn="0" w:lastRowLastColumn="0"/>
+            <w:tcW w:w="1843" w:type="dxa"/>
+            <w:vAlign w:val="center"/>
+          </w:tcPr>
+          <w:p>
+            <w:pPr>
+              <w:jc w:val="center"/>
+              <w:rPr>
+                <w:color w:val="auto"/>
+                <w:sz w:val="20"/>
+                <w:szCs w:val="20"/>
+              </w:rPr>
+            </w:pPr>
+            <w:proofErr w:type="spellStart"/>
+            <w:r>
+              <w:rPr>
+                <w:color w:val="auto"/>
+                <w:sz w:val="20"/>
+                <w:szCs w:val="20"/>
+              </w:rPr>
+              <w:t>Markdown</w:t>
+            </w:r>
+            <w:proofErr w:type="spellEnd"/>
+          </w:p>
+        </w:tc>
+        <w:tc>
+          <w:tcPr>
+            <w:tcW w:w="2835" w:type="dxa"/>
+            <w:vAlign w:val="center"/>
+          </w:tcPr>
+          <w:p>
+            <w:pPr>
+              <w:jc w:val="left"/>
+              <w:cnfStyle w:val="000000100000" w:firstRow="0" w:lastRow="0" w:firstColumn="0" w:lastColumn="0" w:oddVBand="0" w:evenVBand="0" w:oddHBand="1" w:evenHBand="0" w:firstRowFirstColumn="0" w:firstRowLastColumn="0" w:lastRowFirstColumn="0" w:lastRowLastColumn="0"/>
+              <w:rPr>
+                <w:color w:val="auto"/>
+                <w:sz w:val="20"/>
+                <w:szCs w:val="20"/>
+              </w:rPr>
+            </w:pPr>
+            <w:proofErr w:type="spellStart"/>
+            <w:r>
+              <w:rPr>
+                <w:b/>
+                <w:bCs/>
+                <w:color w:val="auto"/>
+                <w:sz w:val="20"/>
+                <w:szCs w:val="20"/>
+              </w:rPr>
+              <w:t>marked</w:t>
+            </w:r>
+            <w:proofErr w:type="spellEnd"/>
+            <w:r>
+              <w:rPr>
+                <w:b/>
+                <w:bCs/>
+                <w:color w:val="auto"/>
+                <w:sz w:val="20"/>
+                <w:szCs w:val="20"/>
+              </w:rPr>
+              <w:t xml:space="preserve"> + </w:t>
+            </w:r>
+            <w:proofErr w:type="spellStart"/>
+            <w:r>
+              <w:rPr>
+                <w:b/>
+                <w:bCs/>
+                <w:color w:val="auto"/>
+                <w:sz w:val="20"/>
+                <w:szCs w:val="20"/>
+              </w:rPr>
+              <w:t>ngx-markdown</w:t>
+            </w:r>
+            <w:proofErr w:type="spellEnd"/>
+          </w:p>
+        </w:tc>
+        <w:tc>
+          <w:tcPr>
+            <w:tcW w:w="6095" w:type="dxa"/>
+            <w:vAlign w:val="center"/>
+          </w:tcPr>
+          <w:p>
+            <w:pPr>
+              <w:jc w:val="left"/>
+              <w:cnfStyle w:val="000000100000" w:firstRow="0" w:lastRow="0" w:firstColumn="0" w:lastColumn="0" w:oddVBand="0" w:evenVBand="0" w:oddHBand="1" w:evenHBand="0" w:firstRowFirstColumn="0" w:firstRowLastColumn="0" w:lastRowFirstColumn="0" w:lastRowLastColumn="0"/>
+              <w:rPr>
+                <w:color w:val="auto"/>
+                <w:sz w:val="20"/>
+                <w:szCs w:val="20"/>
+              </w:rPr>
+            </w:pPr>
+            <w:r>
+              <w:rPr>
+                <w:color w:val="auto"/>
+                <w:sz w:val="20"/>
+                <w:szCs w:val="20"/>
+              </w:rPr>
+              <w:t xml:space="preserve">Parser e </w:t>
+            </w:r>
+            <w:proofErr w:type="spellStart"/>
+            <w:r>
+              <w:rPr>
+                <w:color w:val="auto"/>
+                <w:sz w:val="20"/>
+                <w:szCs w:val="20"/>
+              </w:rPr>
+              <w:t>renderer</w:t>
+            </w:r>
+            <w:proofErr w:type="spellEnd"/>
+            <w:r>
+              <w:rPr>
+                <w:color w:val="auto"/>
+                <w:sz w:val="20"/>
+                <w:szCs w:val="20"/>
+              </w:rPr>
+              <w:t xml:space="preserve"> </w:t>
+            </w:r>
+            <w:proofErr w:type="spellStart"/>
+            <w:r>
+              <w:rPr>
+                <w:color w:val="auto"/>
+                <w:sz w:val="20"/>
+                <w:szCs w:val="20"/>
+              </w:rPr>
+              <w:t>Markdown</w:t>
+            </w:r>
+            <w:proofErr w:type="spellEnd"/>
+            <w:r>
+              <w:rPr>
+                <w:color w:val="auto"/>
+                <w:sz w:val="20"/>
+                <w:szCs w:val="20"/>
+              </w:rPr>
+              <w:t xml:space="preserve"> </w:t>
+            </w:r>
+            <w:r>
+              <w:rPr>
+                <w:color w:val="auto"/>
+                <w:sz w:val="20"/>
+                <w:szCs w:val="20"/>
+              </w:rPr>
+              <w:t xml:space="preserve">per </w:t>
+            </w:r>
+            <w:proofErr w:type="spellStart"/>
+            <w:r>
+              <w:rPr>
+                <w:color w:val="auto"/>
+                <w:sz w:val="20"/>
+                <w:szCs w:val="20"/>
+              </w:rPr>
+              <w:t>Angular</w:t>
+            </w:r>
+            <w:proofErr w:type="spellEnd"/>
+            <w:r>
+              <w:rPr>
+                <w:color w:val="auto"/>
+                <w:sz w:val="20"/>
+                <w:szCs w:val="20"/>
+              </w:rPr>
+              <w:t xml:space="preserve"> templates</w:t>
+            </w:r>
+          </w:p>
+        </w:tc>
+      </w:tr>
+      <w:tr>
+        <w:trPr>
+          <w:trHeight w:val="454"/>
+        </w:trPr>
+        <w:tc>
+          <w:tcPr>
+            <w:cnfStyle w:val="001000000000" w:firstRow="0" w:lastRow="0" w:firstColumn="1" w:lastColumn="0" w:oddVBand="0" w:evenVBand="0" w:oddHBand="0" w:evenHBand="0" w:firstRowFirstColumn="0" w:firstRowLastColumn="0" w:lastRowFirstColumn="0" w:lastRowLastColumn="0"/>
+            <w:tcW w:w="1843" w:type="dxa"/>
+            <w:vAlign w:val="center"/>
+          </w:tcPr>
+          <w:p>
+            <w:pPr>
+              <w:jc w:val="center"/>
+              <w:rPr>
+                <w:color w:val="auto"/>
+                <w:sz w:val="20"/>
+                <w:szCs w:val="20"/>
+              </w:rPr>
+            </w:pPr>
+            <w:r>
+              <w:rPr>
+                <w:color w:val="auto"/>
+                <w:sz w:val="20"/>
+                <w:szCs w:val="20"/>
+              </w:rPr>
+              <w:t>Autenticazione</w:t>
+            </w:r>
+          </w:p>
+        </w:tc>
+        <w:tc>
+          <w:tcPr>
+            <w:tcW w:w="2835" w:type="dxa"/>
+            <w:vAlign w:val="center"/>
+          </w:tcPr>
+          <w:p>
+            <w:pPr>
+              <w:jc w:val="left"/>
+              <w:cnfStyle w:val="000000000000" w:firstRow="0" w:lastRow="0" w:firstColumn="0" w:lastColumn="0" w:oddVBand="0" w:evenVBand="0" w:oddHBand="0" w:evenHBand="0" w:firstRowFirstColumn="0" w:firstRowLastColumn="0" w:lastRowFirstColumn="0" w:lastRowLastColumn="0"/>
+              <w:rPr>
+                <w:color w:val="auto"/>
+                <w:sz w:val="20"/>
+                <w:szCs w:val="20"/>
+              </w:rPr>
+            </w:pPr>
+            <w:proofErr w:type="spellStart"/>
+            <w:r>
+              <w:rPr>
+                <w:b/>
+                <w:bCs/>
+                <w:color w:val="auto"/>
+                <w:sz w:val="20"/>
+                <w:szCs w:val="20"/>
+              </w:rPr>
+              <w:t>jwt-decode</w:t>
+            </w:r>
+            <w:proofErr w:type="spellEnd"/>
+          </w:p>
+        </w:tc>
+        <w:tc>
+          <w:tcPr>
+            <w:tcW w:w="6095" w:type="dxa"/>
+            <w:vAlign w:val="center"/>
+          </w:tcPr>
+          <w:p>
+            <w:pPr>
+              <w:jc w:val="left"/>
+              <w:cnfStyle w:val="000000000000" w:firstRow="0" w:lastRow="0" w:firstColumn="0" w:lastColumn="0" w:oddVBand="0" w:evenVBand="0" w:oddHBand="0" w:evenHBand="0" w:firstRowFirstColumn="0" w:firstRowLastColumn="0" w:lastRowFirstColumn="0" w:lastRowLastColumn="0"/>
+              <w:rPr>
+                <w:color w:val="auto"/>
+                <w:sz w:val="20"/>
+                <w:szCs w:val="20"/>
+              </w:rPr>
+            </w:pPr>
+            <w:r>
+              <w:rPr>
+                <w:color w:val="auto"/>
+                <w:sz w:val="20"/>
+                <w:szCs w:val="20"/>
+              </w:rPr>
+              <w:t xml:space="preserve">Decodifica </w:t>
+            </w:r>
+            <w:r>
+              <w:rPr>
+                <w:color w:val="auto"/>
+                <w:sz w:val="20"/>
+                <w:szCs w:val="20"/>
+              </w:rPr>
+              <w:t xml:space="preserve">di </w:t>
+            </w:r>
+            <w:r>
+              <w:rPr>
+                <w:color w:val="auto"/>
+                <w:sz w:val="20"/>
+                <w:szCs w:val="20"/>
+              </w:rPr>
+              <w:t xml:space="preserve">JWT </w:t>
+            </w:r>
+            <w:r>
+              <w:rPr>
+                <w:color w:val="auto"/>
+                <w:sz w:val="20"/>
+                <w:szCs w:val="20"/>
+              </w:rPr>
+              <w:t xml:space="preserve">Token </w:t>
+            </w:r>
+            <w:r>
+              <w:rPr>
+                <w:color w:val="auto"/>
+                <w:sz w:val="20"/>
+                <w:szCs w:val="20"/>
+              </w:rPr>
+              <w:t>nel browser</w:t>
+            </w:r>
+          </w:p>
+        </w:tc>
+      </w:tr>
+      <w:tr>
+        <w:trPr>
+          <w:cnfStyle w:val="000000100000" w:firstRow="0" w:lastRow="0" w:firstColumn="0" w:lastColumn="0" w:oddVBand="0" w:evenVBand="0" w:oddHBand="1" w:evenHBand="0" w:firstRowFirstColumn="0" w:firstRowLastColumn="0" w:lastRowFirstColumn="0" w:lastRowLastColumn="0"/>
+          <w:trHeight w:val="454"/>
+        </w:trPr>
+        <w:tc>
+          <w:tcPr>
+            <w:cnfStyle w:val="001000000000" w:firstRow="0" w:lastRow="0" w:firstColumn="1" w:lastColumn="0" w:oddVBand="0" w:evenVBand="0" w:oddHBand="0" w:evenHBand="0" w:firstRowFirstColumn="0" w:firstRowLastColumn="0" w:lastRowFirstColumn="0" w:lastRowLastColumn="0"/>
+            <w:tcW w:w="1843" w:type="dxa"/>
+            <w:vAlign w:val="center"/>
+          </w:tcPr>
+          <w:p>
+            <w:pPr>
+              <w:jc w:val="center"/>
+              <w:rPr>
+                <w:color w:val="auto"/>
+                <w:sz w:val="20"/>
+                <w:szCs w:val="20"/>
+              </w:rPr>
+            </w:pPr>
+            <w:r>
+              <w:rPr>
+                <w:color w:val="auto"/>
+                <w:sz w:val="20"/>
+                <w:szCs w:val="20"/>
+              </w:rPr>
+              <w:t>Notifiche</w:t>
+            </w:r>
+          </w:p>
+        </w:tc>
+        <w:tc>
+          <w:tcPr>
+            <w:tcW w:w="2835" w:type="dxa"/>
+            <w:vAlign w:val="center"/>
+          </w:tcPr>
+          <w:p>
+            <w:pPr>
+              <w:jc w:val="left"/>
+              <w:cnfStyle w:val="000000100000" w:firstRow="0" w:lastRow="0" w:firstColumn="0" w:lastColumn="0" w:oddVBand="0" w:evenVBand="0" w:oddHBand="1" w:evenHBand="0" w:firstRowFirstColumn="0" w:firstRowLastColumn="0" w:lastRowFirstColumn="0" w:lastRowLastColumn="0"/>
+              <w:rPr>
+                <w:color w:val="auto"/>
+                <w:sz w:val="20"/>
+                <w:szCs w:val="20"/>
+              </w:rPr>
+            </w:pPr>
+            <w:proofErr w:type="spellStart"/>
+            <w:r>
+              <w:rPr>
+                <w:b/>
+                <w:bCs/>
+                <w:color w:val="auto"/>
+                <w:sz w:val="20"/>
+                <w:szCs w:val="20"/>
+              </w:rPr>
+              <w:t>ngx-sonner</w:t>
+            </w:r>
+            <w:proofErr w:type="spellEnd"/>
+          </w:p>
+        </w:tc>
+        <w:tc>
+          <w:tcPr>
+            <w:tcW w:w="6095" w:type="dxa"/>
+            <w:vAlign w:val="center"/>
+          </w:tcPr>
+          <w:p>
+            <w:pPr>
+              <w:jc w:val="left"/>
+              <w:cnfStyle w:val="000000100000" w:firstRow="0" w:lastRow="0" w:firstColumn="0" w:lastColumn="0" w:oddVBand="0" w:evenVBand="0" w:oddHBand="1" w:evenHBand="0" w:firstRowFirstColumn="0" w:firstRowLastColumn="0" w:lastRowFirstColumn="0" w:lastRowLastColumn="0"/>
+              <w:rPr>
+                <w:color w:val="auto"/>
+                <w:sz w:val="20"/>
+                <w:szCs w:val="20"/>
+              </w:rPr>
+            </w:pPr>
+            <w:r>
+              <w:rPr>
+                <w:color w:val="auto"/>
+                <w:sz w:val="20"/>
+                <w:szCs w:val="20"/>
+              </w:rPr>
+              <w:t>Toast</w:t>
+            </w:r>
+            <w:r>
+              <w:rPr>
+                <w:color w:val="auto"/>
+                <w:sz w:val="20"/>
+                <w:szCs w:val="20"/>
+              </w:rPr>
+              <w:t xml:space="preserve"> </w:t>
+            </w:r>
+            <w:proofErr w:type="spellStart"/>
+            <w:r>
+              <w:rPr>
+                <w:color w:val="auto"/>
+                <w:sz w:val="20"/>
+                <w:szCs w:val="20"/>
+              </w:rPr>
+              <w:t>messages</w:t>
+            </w:r>
+            <w:proofErr w:type="spellEnd"/>
+            <w:r>
+              <w:rPr>
+                <w:color w:val="auto"/>
+                <w:sz w:val="20"/>
+                <w:szCs w:val="20"/>
+              </w:rPr>
+              <w:t xml:space="preserve"> </w:t>
+            </w:r>
+            <w:r>
+              <w:rPr>
+                <w:color w:val="auto"/>
+                <w:sz w:val="20"/>
+                <w:szCs w:val="20"/>
+              </w:rPr>
+              <w:t>per l'interfaccia utente</w:t>
+            </w:r>
+          </w:p>
+        </w:tc>
+      </w:tr>
+      <w:tr>
+        <w:trPr>
+          <w:trHeight w:val="454"/>
+        </w:trPr>
+        <w:tc>
+          <w:tcPr>
+            <w:cnfStyle w:val="001000000000" w:firstRow="0" w:lastRow="0" w:firstColumn="1" w:lastColumn="0" w:oddVBand="0" w:evenVBand="0" w:oddHBand="0" w:evenHBand="0" w:firstRowFirstColumn="0" w:firstRowLastColumn="0" w:lastRowFirstColumn="0" w:lastRowLastColumn="0"/>
+            <w:tcW w:w="1843" w:type="dxa"/>
+            <w:vAlign w:val="center"/>
+          </w:tcPr>
+          <w:p>
+            <w:pPr>
+              <w:jc w:val="center"/>
+              <w:rPr>
+                <w:color w:val="auto"/>
+                <w:sz w:val="20"/>
+                <w:szCs w:val="20"/>
+              </w:rPr>
+            </w:pPr>
+            <w:r>
+              <w:rPr>
+                <w:color w:val="auto"/>
+                <w:sz w:val="20"/>
+                <w:szCs w:val="20"/>
+              </w:rPr>
+              <w:t>Unit t</w:t>
+            </w:r>
+            <w:r>
+              <w:rPr>
+                <w:color w:val="auto"/>
+                <w:sz w:val="20"/>
+                <w:szCs w:val="20"/>
+              </w:rPr>
+              <w:t>est</w:t>
+            </w:r>
+          </w:p>
+        </w:tc>
+        <w:tc>
+          <w:tcPr>
+            <w:tcW w:w="2835" w:type="dxa"/>
+            <w:vAlign w:val="center"/>
+          </w:tcPr>
+          <w:p>
+            <w:pPr>
+              <w:jc w:val="left"/>
+              <w:cnfStyle w:val="000000000000" w:firstRow="0" w:lastRow="0" w:firstColumn="0" w:lastColumn="0" w:oddVBand="0" w:evenVBand="0" w:oddHBand="0" w:evenHBand="0" w:firstRowFirstColumn="0" w:firstRowLastColumn="0" w:lastRowFirstColumn="0" w:lastRowLastColumn="0"/>
+              <w:rPr>
+                <w:color w:val="auto"/>
+                <w:sz w:val="20"/>
+                <w:szCs w:val="20"/>
+              </w:rPr>
+            </w:pPr>
+            <w:r>
+              <w:rPr>
+                <w:b/>
+                <w:bCs/>
+                <w:color w:val="auto"/>
+                <w:sz w:val="20"/>
+                <w:szCs w:val="20"/>
+              </w:rPr>
+              <w:t>Karma + Jasmine</w:t>
+            </w:r>
+          </w:p>
+        </w:tc>
+        <w:tc>
+          <w:tcPr>
+            <w:tcW w:w="6095" w:type="dxa"/>
+            <w:vAlign w:val="center"/>
+          </w:tcPr>
+          <w:p>
+            <w:pPr>
+              <w:jc w:val="left"/>
+              <w:cnfStyle w:val="000000000000" w:firstRow="0" w:lastRow="0" w:firstColumn="0" w:lastColumn="0" w:oddVBand="0" w:evenVBand="0" w:oddHBand="0" w:evenHBand="0" w:firstRowFirstColumn="0" w:firstRowLastColumn="0" w:lastRowFirstColumn="0" w:lastRowLastColumn="0"/>
+              <w:rPr>
+                <w:color w:val="auto"/>
+                <w:sz w:val="20"/>
+                <w:szCs w:val="20"/>
+                <w:lang w:val="en-GB"/>
+              </w:rPr>
+            </w:pPr>
+            <w:r>
+              <w:rPr>
+                <w:color w:val="auto"/>
+                <w:sz w:val="20"/>
+                <w:szCs w:val="20"/>
+                <w:lang w:val="en-GB"/>
+              </w:rPr>
+              <w:t>Test r</w:t>
+            </w:r>
+            <w:r>
+              <w:rPr>
+                <w:color w:val="auto"/>
+                <w:sz w:val="20"/>
+                <w:szCs w:val="20"/>
+                <w:lang w:val="en-GB"/>
+              </w:rPr>
+              <w:t xml:space="preserve">unner e </w:t>
+            </w:r>
+            <w:r>
+              <w:rPr>
+                <w:color w:val="auto"/>
+                <w:sz w:val="20"/>
+                <w:szCs w:val="20"/>
+                <w:lang w:val="en-GB"/>
+              </w:rPr>
+              <w:t xml:space="preserve">assertion </w:t>
+            </w:r>
+            <w:r>
+              <w:rPr>
+                <w:color w:val="auto"/>
+                <w:sz w:val="20"/>
+                <w:szCs w:val="20"/>
+                <w:lang w:val="en-GB"/>
+              </w:rPr>
+              <w:t xml:space="preserve">framework per </w:t>
+            </w:r>
+            <w:r>
+              <w:rPr>
+                <w:color w:val="auto"/>
+                <w:sz w:val="20"/>
+                <w:szCs w:val="20"/>
+                <w:lang w:val="en-GB"/>
+              </w:rPr>
+              <w:t>Angular c</w:t>
+            </w:r>
+            <w:r>
+              <w:rPr>
+                <w:color w:val="auto"/>
+                <w:sz w:val="20"/>
+                <w:szCs w:val="20"/>
+                <w:lang w:val="en-GB"/>
+              </w:rPr>
+              <w:t>omponent</w:t>
+            </w:r>
+            <w:r>
+              <w:rPr>
+                <w:color w:val="auto"/>
+                <w:sz w:val="20"/>
+                <w:szCs w:val="20"/>
+                <w:lang w:val="en-GB"/>
+              </w:rPr>
+              <w:t>s</w:t>
+            </w:r>
+          </w:p>
+        </w:tc>
+      </w:tr>
+      <w:tr>
+        <w:trPr>
+          <w:cnfStyle w:val="000000100000" w:firstRow="0" w:lastRow="0" w:firstColumn="0" w:lastColumn="0" w:oddVBand="0" w:evenVBand="0" w:oddHBand="1" w:evenHBand="0" w:firstRowFirstColumn="0" w:firstRowLastColumn="0" w:lastRowFirstColumn="0" w:lastRowLastColumn="0"/>
+          <w:trHeight w:val="454"/>
+        </w:trPr>
+        <w:tc>
+          <w:tcPr>
+            <w:cnfStyle w:val="001000000000" w:firstRow="0" w:lastRow="0" w:firstColumn="1" w:lastColumn="0" w:oddVBand="0" w:evenVBand="0" w:oddHBand="0" w:evenHBand="0" w:firstRowFirstColumn="0" w:firstRowLastColumn="0" w:lastRowFirstColumn="0" w:lastRowLastColumn="0"/>
+            <w:tcW w:w="1843" w:type="dxa"/>
+            <w:vAlign w:val="center"/>
+          </w:tcPr>
+          <w:p>
+            <w:pPr>
+              <w:jc w:val="center"/>
+              <w:rPr>
+                <w:color w:val="auto"/>
+                <w:sz w:val="20"/>
+                <w:szCs w:val="20"/>
+              </w:rPr>
+            </w:pPr>
+            <w:r>
+              <w:rPr>
+                <w:color w:val="auto"/>
+                <w:sz w:val="20"/>
+                <w:szCs w:val="20"/>
+              </w:rPr>
+              <w:t>E2E t</w:t>
+            </w:r>
+            <w:r>
+              <w:rPr>
+                <w:color w:val="auto"/>
+                <w:sz w:val="20"/>
+                <w:szCs w:val="20"/>
+              </w:rPr>
+              <w:t>est</w:t>
+            </w:r>
+          </w:p>
+        </w:tc>
+        <w:tc>
+          <w:tcPr>
+            <w:tcW w:w="2835" w:type="dxa"/>
+            <w:vAlign w:val="center"/>
+          </w:tcPr>
+          <w:p>
+            <w:pPr>
+              <w:jc w:val="left"/>
+              <w:cnfStyle w:val="000000100000" w:firstRow="0" w:lastRow="0" w:firstColumn="0" w:lastColumn="0" w:oddVBand="0" w:evenVBand="0" w:oddHBand="1" w:evenHBand="0" w:firstRowFirstColumn="0" w:firstRowLastColumn="0" w:lastRowFirstColumn="0" w:lastRowLastColumn="0"/>
+              <w:rPr>
+                <w:color w:val="auto"/>
+                <w:sz w:val="20"/>
+                <w:szCs w:val="20"/>
+              </w:rPr>
+            </w:pPr>
+            <w:proofErr w:type="spellStart"/>
+            <w:r>
+              <w:rPr>
+                <w:b/>
+                <w:bCs/>
+                <w:color w:val="auto"/>
+                <w:sz w:val="20"/>
+                <w:szCs w:val="20"/>
+              </w:rPr>
+              <w:t>Playwright</w:t>
+            </w:r>
+            <w:proofErr w:type="spellEnd"/>
+          </w:p>
+        </w:tc>
+        <w:tc>
+          <w:tcPr>
+            <w:tcW w:w="6095" w:type="dxa"/>
+            <w:vAlign w:val="center"/>
+          </w:tcPr>
+          <w:p>
+            <w:pPr>
+              <w:jc w:val="left"/>
+              <w:cnfStyle w:val="000000100000" w:firstRow="0" w:lastRow="0" w:firstColumn="0" w:lastColumn="0" w:oddVBand="0" w:evenVBand="0" w:oddHBand="1" w:evenHBand="0" w:firstRowFirstColumn="0" w:firstRowLastColumn="0" w:lastRowFirstColumn="0" w:lastRowLastColumn="0"/>
+              <w:rPr>
+                <w:color w:val="auto"/>
+                <w:sz w:val="20"/>
+                <w:szCs w:val="20"/>
+                <w:lang w:val="en-GB"/>
+              </w:rPr>
+            </w:pPr>
+            <w:r>
+              <w:rPr>
+                <w:color w:val="auto"/>
+                <w:sz w:val="20"/>
+                <w:szCs w:val="20"/>
+                <w:lang w:val="en-GB"/>
+              </w:rPr>
+              <w:t xml:space="preserve">End-to-end browser automation framework </w:t>
+            </w:r>
+            <w:r>
+              <w:rPr>
+                <w:color w:val="auto"/>
+                <w:sz w:val="20"/>
+                <w:szCs w:val="20"/>
+                <w:lang w:val="en-GB"/>
+              </w:rPr>
+              <w:t xml:space="preserve">per UI </w:t>
+            </w:r>
+            <w:r>
+              <w:rPr>
+                <w:color w:val="auto"/>
+                <w:sz w:val="20"/>
+                <w:szCs w:val="20"/>
+                <w:lang w:val="en-GB"/>
+              </w:rPr>
+              <w:t>test</w:t>
+            </w:r>
+            <w:r>
+              <w:rPr>
+                <w:color w:val="auto"/>
+                <w:sz w:val="20"/>
+                <w:szCs w:val="20"/>
+                <w:lang w:val="en-GB"/>
+              </w:rPr>
+              <w:t>s</w:t>
+            </w:r>
+          </w:p>
+        </w:tc>
+      </w:tr>
+    </w:tbl>
+    <w:p>
+      <w:pPr>
+        <w:rPr>
+          <w:lang w:val="en-GB"/>
+        </w:rPr>
+      </w:pPr>
     </w:p>
     <w:sectPr>
       <w:pgSz w:w="11906" w:h="16838"/>
-      <w:pgMar w:top="1417" w:right="1134" w:bottom="1134" w:left="1134" w:header="708" w:footer="708" w:gutter="0"/>
+      <w:pgMar w:top="720" w:right="720" w:bottom="720" w:left="720" w:header="708" w:footer="708" w:gutter="0"/>
       <w:cols w:space="708"/>
       <w:docGrid w:linePitch="360"/>
     </w:sectPr>
   </w:body>
 </w:document>
+</file>
+
+<file path=word/numbering.xml><?xml version="1.0" encoding="utf-8"?>
+<w:numbering xmlns:wpc="http://schemas.microsoft.com/office/word/2010/wordprocessingCanvas" xmlns:cx="http://schemas.microsoft.com/office/drawing/2014/chartex" xmlns:cx1="http://schemas.microsoft.com/office/drawing/2015/9/8/chartex" xmlns:cx2="http://schemas.microsoft.com/office/drawing/2015/10/21/chartex" xmlns:cx3="http://schemas.microsoft.com/office/drawing/2016/5/9/chartex" xmlns:cx4="http://schemas.microsoft.com/office/drawing/2016/5/10/chartex" xmlns:cx5="http://schemas.microsoft.com/office/drawing/2016/5/11/chartex" xmlns:cx6="http://schemas.microsoft.com/office/drawing/2016/5/12/chartex" xmlns:cx7="http://schemas.microsoft.com/office/drawing/2016/5/13/chartex" xmlns:cx8="http://schemas.microsoft.com/office/drawing/2016/5/14/chartex" xmlns:mc="http://schemas.openxmlformats.org/markup-compatibility/2006" xmlns:aink="http://schemas.microsoft.com/office/drawing/2016/ink" xmlns:am3d="http://schemas.microsoft.com/office/drawing/2017/model3d" xmlns:o="urn:schemas-microsoft-com:office:office" xmlns:oel="http://schemas.microsoft.com/office/2019/extlst" xmlns:r="http://schemas.openxmlformats.org/officeDocument/2006/relationships" xmlns:m="http://schemas.openxmlformats.org/officeDocument/2006/math" xmlns:v="urn:schemas-microsoft-com:vml" xmlns:wp14="http://schemas.microsoft.com/office/word/2010/wordprocessingDrawing" xmlns:wp="http://schemas.openxmlformats.org/drawingml/2006/wordprocessingDrawing" xmlns:w10="urn:schemas-microsoft-com:office:word" xmlns:w="http://schemas.openxmlformats.org/wordprocessingml/2006/main" xmlns:w14="http://schemas.microsoft.com/office/word/2010/wordml" xmlns:w15="http://schemas.microsoft.com/office/word/2012/wordml" xmlns:w16cex="http://schemas.microsoft.com/office/word/2018/wordml/cex" xmlns:w16cid="http://schemas.microsoft.com/office/word/2016/wordml/cid" xmlns:w16="http://schemas.microsoft.com/office/word/2018/wordml" xmlns:w16du="http://schemas.microsoft.com/office/word/2023/wordml/word16du" xmlns:w16sdtdh="http://schemas.microsoft.com/office/word/2020/wordml/sdtdatahash" xmlns:w16sdtfl="http://schemas.microsoft.com/office/word/2024/wordml/sdtformatlock" xmlns:w16se="http://schemas.microsoft.com/office/word/2015/wordml/symex" xmlns:wpg="http://schemas.microsoft.com/office/word/2010/wordprocessingGroup" xmlns:wpi="http://schemas.microsoft.com/office/word/2010/wordprocessingInk" xmlns:wne="http://schemas.microsoft.com/office/word/2006/wordml" xmlns:wps="http://schemas.microsoft.com/office/word/2010/wordprocessingShape" mc:Ignorable="w14 w15 w16se w16cid w16 w16cex w16sdtdh w16sdtfl w16du wp14">
+  <w:abstractNum w:abstractNumId="0" w15:restartNumberingAfterBreak="0">
+    <w:nsid w:val="67100B48"/>
+    <w:multiLevelType w:val="hybridMultilevel"/>
+    <w:tmpl w:val="D0501040"/>
+    <w:lvl w:ilvl="0" w:tplc="04100001">
+      <w:start w:val="1"/>
+      <w:numFmt w:val="bullet"/>
+      <w:lvlText w:val=""/>
+      <w:lvlJc w:val="left"/>
+      <w:pPr>
+        <w:ind w:left="643" w:hanging="360"/>
+      </w:pPr>
+      <w:rPr>
+        <w:rFonts w:ascii="Symbol" w:hAnsi="Symbol" w:hint="default"/>
+      </w:rPr>
+    </w:lvl>
+    <w:lvl w:ilvl="1" w:tplc="04100003" w:tentative="1">
+      <w:start w:val="1"/>
+      <w:numFmt w:val="bullet"/>
+      <w:lvlText w:val="o"/>
+      <w:lvlJc w:val="left"/>
+      <w:pPr>
+        <w:ind w:left="1363" w:hanging="360"/>
+      </w:pPr>
+      <w:rPr>
+        <w:rFonts w:ascii="Courier New" w:hAnsi="Courier New" w:cs="Courier New" w:hint="default"/>
+      </w:rPr>
+    </w:lvl>
+    <w:lvl w:ilvl="2" w:tplc="04100005" w:tentative="1">
+      <w:start w:val="1"/>
+      <w:numFmt w:val="bullet"/>
+      <w:lvlText w:val=""/>
+      <w:lvlJc w:val="left"/>
+      <w:pPr>
+        <w:ind w:left="2083" w:hanging="360"/>
+      </w:pPr>
+      <w:rPr>
+        <w:rFonts w:ascii="Wingdings" w:hAnsi="Wingdings" w:hint="default"/>
+      </w:rPr>
+    </w:lvl>
+    <w:lvl w:ilvl="3" w:tplc="04100001" w:tentative="1">
+      <w:start w:val="1"/>
+      <w:numFmt w:val="bullet"/>
+      <w:lvlText w:val=""/>
+      <w:lvlJc w:val="left"/>
+      <w:pPr>
+        <w:ind w:left="2803" w:hanging="360"/>
+      </w:pPr>
+      <w:rPr>
+        <w:rFonts w:ascii="Symbol" w:hAnsi="Symbol" w:hint="default"/>
+      </w:rPr>
+    </w:lvl>
+    <w:lvl w:ilvl="4" w:tplc="04100003" w:tentative="1">
+      <w:start w:val="1"/>
+      <w:numFmt w:val="bullet"/>
+      <w:lvlText w:val="o"/>
+      <w:lvlJc w:val="left"/>
+      <w:pPr>
+        <w:ind w:left="3523" w:hanging="360"/>
+      </w:pPr>
+      <w:rPr>
+        <w:rFonts w:ascii="Courier New" w:hAnsi="Courier New" w:cs="Courier New" w:hint="default"/>
+      </w:rPr>
+    </w:lvl>
+    <w:lvl w:ilvl="5" w:tplc="04100005" w:tentative="1">
+      <w:start w:val="1"/>
+      <w:numFmt w:val="bullet"/>
+      <w:lvlText w:val=""/>
+      <w:lvlJc w:val="left"/>
+      <w:pPr>
+        <w:ind w:left="4243" w:hanging="360"/>
+      </w:pPr>
+      <w:rPr>
+        <w:rFonts w:ascii="Wingdings" w:hAnsi="Wingdings" w:hint="default"/>
+      </w:rPr>
+    </w:lvl>
+    <w:lvl w:ilvl="6" w:tplc="04100001" w:tentative="1">
+      <w:start w:val="1"/>
+      <w:numFmt w:val="bullet"/>
+      <w:lvlText w:val=""/>
+      <w:lvlJc w:val="left"/>
+      <w:pPr>
+        <w:ind w:left="4963" w:hanging="360"/>
+      </w:pPr>
+      <w:rPr>
+        <w:rFonts w:ascii="Symbol" w:hAnsi="Symbol" w:hint="default"/>
+      </w:rPr>
+    </w:lvl>
+    <w:lvl w:ilvl="7" w:tplc="04100003" w:tentative="1">
+      <w:start w:val="1"/>
+      <w:numFmt w:val="bullet"/>
+      <w:lvlText w:val="o"/>
+      <w:lvlJc w:val="left"/>
+      <w:pPr>
+        <w:ind w:left="5683" w:hanging="360"/>
+      </w:pPr>
+      <w:rPr>
+        <w:rFonts w:ascii="Courier New" w:hAnsi="Courier New" w:cs="Courier New" w:hint="default"/>
+      </w:rPr>
+    </w:lvl>
+    <w:lvl w:ilvl="8" w:tplc="04100005" w:tentative="1">
+      <w:start w:val="1"/>
+      <w:numFmt w:val="bullet"/>
+      <w:lvlText w:val=""/>
+      <w:lvlJc w:val="left"/>
+      <w:pPr>
+        <w:ind w:left="6403" w:hanging="360"/>
+      </w:pPr>
+      <w:rPr>
+        <w:rFonts w:ascii="Wingdings" w:hAnsi="Wingdings" w:hint="default"/>
+      </w:rPr>
+    </w:lvl>
+  </w:abstractNum>
+  <w:num w:numId="1" w16cid:durableId="1700548989">
+    <w:abstractNumId w:val="0"/>
+  </w:num>
+</w:numbering>
 </file>
 
 <file path=word/styles.xml><?xml version="1.0" encoding="utf-8"?>
@@ -420,6 +3526,13 @@
   <w:style w:type="paragraph" w:default="1" w:styleId="Normal">
     <w:name w:val="Normal"/>
     <w:qFormat/>
+    <w:rsid w:val="00FD7787"/>
+    <w:pPr>
+      <w:jc w:val="both"/>
+    </w:pPr>
+    <w:rPr>
+      <w:sz w:val="24"/>
+    </w:rPr>
   </w:style>
   <w:style w:type="paragraph" w:styleId="Heading1">
     <w:name w:val="heading 1"/>
@@ -448,7 +3561,6 @@
     <w:next w:val="Normal"/>
     <w:link w:val="Heading2Char"/>
     <w:uiPriority w:val="9"/>
-    <w:semiHidden/>
     <w:unhideWhenUsed/>
     <w:qFormat/>
     <w:rsid w:val="00E61AB7"/>
@@ -471,7 +3583,6 @@
     <w:next w:val="Normal"/>
     <w:link w:val="Heading3Char"/>
     <w:uiPriority w:val="9"/>
-    <w:semiHidden/>
     <w:unhideWhenUsed/>
     <w:qFormat/>
     <w:rsid w:val="00E61AB7"/>
@@ -665,7 +3776,6 @@
     <w:basedOn w:val="DefaultParagraphFont"/>
     <w:link w:val="Heading2"/>
     <w:uiPriority w:val="9"/>
-    <w:semiHidden/>
     <w:rsid w:val="00E61AB7"/>
     <w:rPr>
       <w:rFonts w:asciiTheme="majorHAnsi" w:eastAsiaTheme="majorEastAsia" w:hAnsiTheme="majorHAnsi" w:cstheme="majorBidi"/>
@@ -679,7 +3789,6 @@
     <w:basedOn w:val="DefaultParagraphFont"/>
     <w:link w:val="Heading3"/>
     <w:uiPriority w:val="9"/>
-    <w:semiHidden/>
     <w:rsid w:val="00E61AB7"/>
     <w:rPr>
       <w:rFonts w:eastAsiaTheme="majorEastAsia" w:cstheme="majorBidi"/>
@@ -936,6 +4045,391 @@
       <w:color w:val="0F4761" w:themeColor="accent1" w:themeShade="BF"/>
       <w:spacing w:val="5"/>
     </w:rPr>
+  </w:style>
+  <w:style w:type="table" w:styleId="ListTable7ColourfulAccent2">
+    <w:name w:val="List Table 7 Colorful Accent 2"/>
+    <w:basedOn w:val="TableNormal"/>
+    <w:uiPriority w:val="52"/>
+    <w:rsid w:val="00647371"/>
+    <w:pPr>
+      <w:spacing w:after="0" w:line="240" w:lineRule="auto"/>
+    </w:pPr>
+    <w:rPr>
+      <w:color w:val="BF4E14" w:themeColor="accent2" w:themeShade="BF"/>
+    </w:rPr>
+    <w:tblPr>
+      <w:tblStyleRowBandSize w:val="1"/>
+      <w:tblStyleColBandSize w:val="1"/>
+    </w:tblPr>
+    <w:tblStylePr w:type="firstRow">
+      <w:rPr>
+        <w:rFonts w:asciiTheme="majorHAnsi" w:eastAsiaTheme="majorEastAsia" w:hAnsiTheme="majorHAnsi" w:cstheme="majorBidi"/>
+        <w:i/>
+        <w:iCs/>
+        <w:sz w:val="26"/>
+      </w:rPr>
+      <w:tblPr/>
+      <w:tcPr>
+        <w:tcBorders>
+          <w:bottom w:val="single" w:sz="4" w:space="0" w:color="E97132" w:themeColor="accent2"/>
+        </w:tcBorders>
+        <w:shd w:val="clear" w:color="auto" w:fill="FFFFFF" w:themeFill="background1"/>
+      </w:tcPr>
+    </w:tblStylePr>
+    <w:tblStylePr w:type="lastRow">
+      <w:rPr>
+        <w:rFonts w:asciiTheme="majorHAnsi" w:eastAsiaTheme="majorEastAsia" w:hAnsiTheme="majorHAnsi" w:cstheme="majorBidi"/>
+        <w:i/>
+        <w:iCs/>
+        <w:sz w:val="26"/>
+      </w:rPr>
+      <w:tblPr/>
+      <w:tcPr>
+        <w:tcBorders>
+          <w:top w:val="single" w:sz="4" w:space="0" w:color="E97132" w:themeColor="accent2"/>
+        </w:tcBorders>
+        <w:shd w:val="clear" w:color="auto" w:fill="FFFFFF" w:themeFill="background1"/>
+      </w:tcPr>
+    </w:tblStylePr>
+    <w:tblStylePr w:type="firstCol">
+      <w:pPr>
+        <w:jc w:val="right"/>
+      </w:pPr>
+      <w:rPr>
+        <w:rFonts w:asciiTheme="majorHAnsi" w:eastAsiaTheme="majorEastAsia" w:hAnsiTheme="majorHAnsi" w:cstheme="majorBidi"/>
+        <w:i/>
+        <w:iCs/>
+        <w:sz w:val="26"/>
+      </w:rPr>
+      <w:tblPr/>
+      <w:tcPr>
+        <w:tcBorders>
+          <w:right w:val="single" w:sz="4" w:space="0" w:color="E97132" w:themeColor="accent2"/>
+        </w:tcBorders>
+        <w:shd w:val="clear" w:color="auto" w:fill="FFFFFF" w:themeFill="background1"/>
+      </w:tcPr>
+    </w:tblStylePr>
+    <w:tblStylePr w:type="lastCol">
+      <w:rPr>
+        <w:rFonts w:asciiTheme="majorHAnsi" w:eastAsiaTheme="majorEastAsia" w:hAnsiTheme="majorHAnsi" w:cstheme="majorBidi"/>
+        <w:i/>
+        <w:iCs/>
+        <w:sz w:val="26"/>
+      </w:rPr>
+      <w:tblPr/>
+      <w:tcPr>
+        <w:tcBorders>
+          <w:left w:val="single" w:sz="4" w:space="0" w:color="E97132" w:themeColor="accent2"/>
+        </w:tcBorders>
+        <w:shd w:val="clear" w:color="auto" w:fill="FFFFFF" w:themeFill="background1"/>
+      </w:tcPr>
+    </w:tblStylePr>
+    <w:tblStylePr w:type="band1Vert">
+      <w:tblPr/>
+      <w:tcPr>
+        <w:shd w:val="clear" w:color="auto" w:fill="FAE2D5" w:themeFill="accent2" w:themeFillTint="33"/>
+      </w:tcPr>
+    </w:tblStylePr>
+    <w:tblStylePr w:type="band1Horz">
+      <w:tblPr/>
+      <w:tcPr>
+        <w:shd w:val="clear" w:color="auto" w:fill="FAE2D5" w:themeFill="accent2" w:themeFillTint="33"/>
+      </w:tcPr>
+    </w:tblStylePr>
+    <w:tblStylePr w:type="neCell">
+      <w:tblPr/>
+      <w:tcPr>
+        <w:tcBorders>
+          <w:left w:val="nil"/>
+        </w:tcBorders>
+      </w:tcPr>
+    </w:tblStylePr>
+    <w:tblStylePr w:type="nwCell">
+      <w:tblPr/>
+      <w:tcPr>
+        <w:tcBorders>
+          <w:right w:val="nil"/>
+        </w:tcBorders>
+      </w:tcPr>
+    </w:tblStylePr>
+    <w:tblStylePr w:type="seCell">
+      <w:tblPr/>
+      <w:tcPr>
+        <w:tcBorders>
+          <w:left w:val="nil"/>
+        </w:tcBorders>
+      </w:tcPr>
+    </w:tblStylePr>
+    <w:tblStylePr w:type="swCell">
+      <w:tblPr/>
+      <w:tcPr>
+        <w:tcBorders>
+          <w:right w:val="nil"/>
+        </w:tcBorders>
+      </w:tcPr>
+    </w:tblStylePr>
+  </w:style>
+  <w:style w:type="table" w:styleId="GridTable7ColourfulAccent3">
+    <w:name w:val="Grid Table 7 Colorful Accent 3"/>
+    <w:basedOn w:val="TableNormal"/>
+    <w:uiPriority w:val="52"/>
+    <w:rsid w:val="00647371"/>
+    <w:pPr>
+      <w:spacing w:after="0" w:line="240" w:lineRule="auto"/>
+    </w:pPr>
+    <w:rPr>
+      <w:color w:val="124F1A" w:themeColor="accent3" w:themeShade="BF"/>
+    </w:rPr>
+    <w:tblPr>
+      <w:tblStyleRowBandSize w:val="1"/>
+      <w:tblStyleColBandSize w:val="1"/>
+      <w:tblBorders>
+        <w:top w:val="single" w:sz="4" w:space="0" w:color="47D459" w:themeColor="accent3" w:themeTint="99"/>
+        <w:left w:val="single" w:sz="4" w:space="0" w:color="47D459" w:themeColor="accent3" w:themeTint="99"/>
+        <w:bottom w:val="single" w:sz="4" w:space="0" w:color="47D459" w:themeColor="accent3" w:themeTint="99"/>
+        <w:right w:val="single" w:sz="4" w:space="0" w:color="47D459" w:themeColor="accent3" w:themeTint="99"/>
+        <w:insideH w:val="single" w:sz="4" w:space="0" w:color="47D459" w:themeColor="accent3" w:themeTint="99"/>
+        <w:insideV w:val="single" w:sz="4" w:space="0" w:color="47D459" w:themeColor="accent3" w:themeTint="99"/>
+      </w:tblBorders>
+    </w:tblPr>
+    <w:tblStylePr w:type="firstRow">
+      <w:rPr>
+        <w:b/>
+        <w:bCs/>
+      </w:rPr>
+      <w:tblPr/>
+      <w:tcPr>
+        <w:tcBorders>
+          <w:top w:val="nil"/>
+          <w:left w:val="nil"/>
+          <w:right w:val="nil"/>
+          <w:insideH w:val="nil"/>
+          <w:insideV w:val="nil"/>
+        </w:tcBorders>
+        <w:shd w:val="clear" w:color="auto" w:fill="FFFFFF" w:themeFill="background1"/>
+      </w:tcPr>
+    </w:tblStylePr>
+    <w:tblStylePr w:type="lastRow">
+      <w:rPr>
+        <w:b/>
+        <w:bCs/>
+      </w:rPr>
+      <w:tblPr/>
+      <w:tcPr>
+        <w:tcBorders>
+          <w:left w:val="nil"/>
+          <w:bottom w:val="nil"/>
+          <w:right w:val="nil"/>
+          <w:insideH w:val="nil"/>
+          <w:insideV w:val="nil"/>
+        </w:tcBorders>
+        <w:shd w:val="clear" w:color="auto" w:fill="FFFFFF" w:themeFill="background1"/>
+      </w:tcPr>
+    </w:tblStylePr>
+    <w:tblStylePr w:type="firstCol">
+      <w:pPr>
+        <w:jc w:val="right"/>
+      </w:pPr>
+      <w:rPr>
+        <w:i/>
+        <w:iCs/>
+      </w:rPr>
+      <w:tblPr/>
+      <w:tcPr>
+        <w:tcBorders>
+          <w:top w:val="nil"/>
+          <w:left w:val="nil"/>
+          <w:bottom w:val="nil"/>
+          <w:insideH w:val="nil"/>
+          <w:insideV w:val="nil"/>
+        </w:tcBorders>
+        <w:shd w:val="clear" w:color="auto" w:fill="FFFFFF" w:themeFill="background1"/>
+      </w:tcPr>
+    </w:tblStylePr>
+    <w:tblStylePr w:type="lastCol">
+      <w:rPr>
+        <w:i/>
+        <w:iCs/>
+      </w:rPr>
+      <w:tblPr/>
+      <w:tcPr>
+        <w:tcBorders>
+          <w:top w:val="nil"/>
+          <w:bottom w:val="nil"/>
+          <w:right w:val="nil"/>
+          <w:insideH w:val="nil"/>
+          <w:insideV w:val="nil"/>
+        </w:tcBorders>
+        <w:shd w:val="clear" w:color="auto" w:fill="FFFFFF" w:themeFill="background1"/>
+      </w:tcPr>
+    </w:tblStylePr>
+    <w:tblStylePr w:type="band1Vert">
+      <w:tblPr/>
+      <w:tcPr>
+        <w:shd w:val="clear" w:color="auto" w:fill="C1F0C7" w:themeFill="accent3" w:themeFillTint="33"/>
+      </w:tcPr>
+    </w:tblStylePr>
+    <w:tblStylePr w:type="band1Horz">
+      <w:tblPr/>
+      <w:tcPr>
+        <w:shd w:val="clear" w:color="auto" w:fill="C1F0C7" w:themeFill="accent3" w:themeFillTint="33"/>
+      </w:tcPr>
+    </w:tblStylePr>
+    <w:tblStylePr w:type="neCell">
+      <w:tblPr/>
+      <w:tcPr>
+        <w:tcBorders>
+          <w:bottom w:val="single" w:sz="4" w:space="0" w:color="47D459" w:themeColor="accent3" w:themeTint="99"/>
+        </w:tcBorders>
+      </w:tcPr>
+    </w:tblStylePr>
+    <w:tblStylePr w:type="nwCell">
+      <w:tblPr/>
+      <w:tcPr>
+        <w:tcBorders>
+          <w:bottom w:val="single" w:sz="4" w:space="0" w:color="47D459" w:themeColor="accent3" w:themeTint="99"/>
+        </w:tcBorders>
+      </w:tcPr>
+    </w:tblStylePr>
+    <w:tblStylePr w:type="seCell">
+      <w:tblPr/>
+      <w:tcPr>
+        <w:tcBorders>
+          <w:top w:val="single" w:sz="4" w:space="0" w:color="47D459" w:themeColor="accent3" w:themeTint="99"/>
+        </w:tcBorders>
+      </w:tcPr>
+    </w:tblStylePr>
+    <w:tblStylePr w:type="swCell">
+      <w:tblPr/>
+      <w:tcPr>
+        <w:tcBorders>
+          <w:top w:val="single" w:sz="4" w:space="0" w:color="47D459" w:themeColor="accent3" w:themeTint="99"/>
+        </w:tcBorders>
+      </w:tcPr>
+    </w:tblStylePr>
+  </w:style>
+  <w:style w:type="table" w:styleId="ListTable7ColourfulAccent6">
+    <w:name w:val="List Table 7 Colorful Accent 6"/>
+    <w:basedOn w:val="TableNormal"/>
+    <w:uiPriority w:val="52"/>
+    <w:rsid w:val="00647371"/>
+    <w:pPr>
+      <w:spacing w:after="0" w:line="240" w:lineRule="auto"/>
+    </w:pPr>
+    <w:rPr>
+      <w:color w:val="3A7C22" w:themeColor="accent6" w:themeShade="BF"/>
+    </w:rPr>
+    <w:tblPr>
+      <w:tblStyleRowBandSize w:val="1"/>
+      <w:tblStyleColBandSize w:val="1"/>
+    </w:tblPr>
+    <w:tblStylePr w:type="firstRow">
+      <w:rPr>
+        <w:rFonts w:asciiTheme="majorHAnsi" w:eastAsiaTheme="majorEastAsia" w:hAnsiTheme="majorHAnsi" w:cstheme="majorBidi"/>
+        <w:i/>
+        <w:iCs/>
+        <w:sz w:val="26"/>
+      </w:rPr>
+      <w:tblPr/>
+      <w:tcPr>
+        <w:tcBorders>
+          <w:bottom w:val="single" w:sz="4" w:space="0" w:color="4EA72E" w:themeColor="accent6"/>
+        </w:tcBorders>
+        <w:shd w:val="clear" w:color="auto" w:fill="FFFFFF" w:themeFill="background1"/>
+      </w:tcPr>
+    </w:tblStylePr>
+    <w:tblStylePr w:type="lastRow">
+      <w:rPr>
+        <w:rFonts w:asciiTheme="majorHAnsi" w:eastAsiaTheme="majorEastAsia" w:hAnsiTheme="majorHAnsi" w:cstheme="majorBidi"/>
+        <w:i/>
+        <w:iCs/>
+        <w:sz w:val="26"/>
+      </w:rPr>
+      <w:tblPr/>
+      <w:tcPr>
+        <w:tcBorders>
+          <w:top w:val="single" w:sz="4" w:space="0" w:color="4EA72E" w:themeColor="accent6"/>
+        </w:tcBorders>
+        <w:shd w:val="clear" w:color="auto" w:fill="FFFFFF" w:themeFill="background1"/>
+      </w:tcPr>
+    </w:tblStylePr>
+    <w:tblStylePr w:type="firstCol">
+      <w:pPr>
+        <w:jc w:val="right"/>
+      </w:pPr>
+      <w:rPr>
+        <w:rFonts w:asciiTheme="majorHAnsi" w:eastAsiaTheme="majorEastAsia" w:hAnsiTheme="majorHAnsi" w:cstheme="majorBidi"/>
+        <w:i/>
+        <w:iCs/>
+        <w:sz w:val="26"/>
+      </w:rPr>
+      <w:tblPr/>
+      <w:tcPr>
+        <w:tcBorders>
+          <w:right w:val="single" w:sz="4" w:space="0" w:color="4EA72E" w:themeColor="accent6"/>
+        </w:tcBorders>
+        <w:shd w:val="clear" w:color="auto" w:fill="FFFFFF" w:themeFill="background1"/>
+      </w:tcPr>
+    </w:tblStylePr>
+    <w:tblStylePr w:type="lastCol">
+      <w:rPr>
+        <w:rFonts w:asciiTheme="majorHAnsi" w:eastAsiaTheme="majorEastAsia" w:hAnsiTheme="majorHAnsi" w:cstheme="majorBidi"/>
+        <w:i/>
+        <w:iCs/>
+        <w:sz w:val="26"/>
+      </w:rPr>
+      <w:tblPr/>
+      <w:tcPr>
+        <w:tcBorders>
+          <w:left w:val="single" w:sz="4" w:space="0" w:color="4EA72E" w:themeColor="accent6"/>
+        </w:tcBorders>
+        <w:shd w:val="clear" w:color="auto" w:fill="FFFFFF" w:themeFill="background1"/>
+      </w:tcPr>
+    </w:tblStylePr>
+    <w:tblStylePr w:type="band1Vert">
+      <w:tblPr/>
+      <w:tcPr>
+        <w:shd w:val="clear" w:color="auto" w:fill="D9F2D0" w:themeFill="accent6" w:themeFillTint="33"/>
+      </w:tcPr>
+    </w:tblStylePr>
+    <w:tblStylePr w:type="band1Horz">
+      <w:tblPr/>
+      <w:tcPr>
+        <w:shd w:val="clear" w:color="auto" w:fill="D9F2D0" w:themeFill="accent6" w:themeFillTint="33"/>
+      </w:tcPr>
+    </w:tblStylePr>
+    <w:tblStylePr w:type="neCell">
+      <w:tblPr/>
+      <w:tcPr>
+        <w:tcBorders>
+          <w:left w:val="nil"/>
+        </w:tcBorders>
+      </w:tcPr>
+    </w:tblStylePr>
+    <w:tblStylePr w:type="nwCell">
+      <w:tblPr/>
+      <w:tcPr>
+        <w:tcBorders>
+          <w:right w:val="nil"/>
+        </w:tcBorders>
+      </w:tcPr>
+    </w:tblStylePr>
+    <w:tblStylePr w:type="seCell">
+      <w:tblPr/>
+      <w:tcPr>
+        <w:tcBorders>
+          <w:left w:val="nil"/>
+        </w:tcBorders>
+      </w:tcPr>
+    </w:tblStylePr>
+    <w:tblStylePr w:type="swCell">
+      <w:tblPr/>
+      <w:tcPr>
+        <w:tcBorders>
+          <w:right w:val="nil"/>
+        </w:tcBorders>
+      </w:tcPr>
+    </w:tblStylePr>
   </w:style>
 </w:styles>
 </file>

--- a/documentation/webtech-streetcats.docx
+++ b/documentation/webtech-streetcats.docx
@@ -129,6 +129,7 @@
       </w:r>
       <w:proofErr w:type="spellEnd"/>
     </w:p>
+    <w:p/>
     <w:p>
       <w:pPr>
         <w:pStyle w:val="Heading2"/>
@@ -1178,15 +1179,7 @@
                 <w:sz w:val="20"/>
                 <w:szCs w:val="20"/>
               </w:rPr>
-              <w:t>input utente</w:t>
-            </w:r>
-            <w:r>
-              <w:rPr>
-                <w:color w:val="auto"/>
-                <w:sz w:val="20"/>
-                <w:szCs w:val="20"/>
-              </w:rPr>
-              <w:t xml:space="preserve"> lato server</w:t>
+              <w:t>input utente lato server</w:t>
             </w:r>
           </w:p>
         </w:tc>
@@ -2744,7 +2737,7 @@
                 <w:sz w:val="20"/>
                 <w:szCs w:val="20"/>
               </w:rPr>
-              <w:t>Unit t</w:t>
+              <w:t>E2E t</w:t>
             </w:r>
             <w:r>
               <w:rPr>
@@ -2771,6 +2764,7 @@
                 <w:szCs w:val="20"/>
               </w:rPr>
             </w:pPr>
+            <w:proofErr w:type="spellStart"/>
             <w:r>
               <w:rPr>
                 <w:b/>
@@ -2779,8 +2773,9 @@
                 <w:sz w:val="20"/>
                 <w:szCs w:val="20"/>
               </w:rPr>
-              <w:t>Karma + Jasmine</w:t>
-            </w:r>
+              <w:t>Playwright</w:t>
+            </w:r>
+            <w:proofErr w:type="spellEnd"/>
           </w:p>
         </w:tc>
         <w:tc>
@@ -2806,183 +2801,7 @@
                 <w:szCs w:val="20"/>
                 <w:lang w:val="en-GB"/>
               </w:rPr>
-              <w:t>Test r</w:t>
-            </w:r>
-            <w:r>
-              <w:rPr>
-                <w:color w:val="auto"/>
-                <w:sz w:val="20"/>
-                <w:szCs w:val="20"/>
-                <w:lang w:val="en-GB"/>
-              </w:rPr>
-              <w:t xml:space="preserve">unner e </w:t>
-            </w:r>
-            <w:r>
-              <w:rPr>
-                <w:color w:val="auto"/>
-                <w:sz w:val="20"/>
-                <w:szCs w:val="20"/>
-                <w:lang w:val="en-GB"/>
-              </w:rPr>
-              <w:t xml:space="preserve">assertion </w:t>
-            </w:r>
-            <w:r>
-              <w:rPr>
-                <w:color w:val="auto"/>
-                <w:sz w:val="20"/>
-                <w:szCs w:val="20"/>
-                <w:lang w:val="en-GB"/>
-              </w:rPr>
-              <w:t xml:space="preserve">framework per </w:t>
-            </w:r>
-            <w:r>
-              <w:rPr>
-                <w:color w:val="auto"/>
-                <w:sz w:val="20"/>
-                <w:szCs w:val="20"/>
-                <w:lang w:val="en-GB"/>
-              </w:rPr>
-              <w:t>Angular c</w:t>
-            </w:r>
-            <w:r>
-              <w:rPr>
-                <w:color w:val="auto"/>
-                <w:sz w:val="20"/>
-                <w:szCs w:val="20"/>
-                <w:lang w:val="en-GB"/>
-              </w:rPr>
-              <w:t>omponent</w:t>
-            </w:r>
-            <w:r>
-              <w:rPr>
-                <w:color w:val="auto"/>
-                <w:sz w:val="20"/>
-                <w:szCs w:val="20"/>
-                <w:lang w:val="en-GB"/>
-              </w:rPr>
-              <w:t>s</w:t>
-            </w:r>
-          </w:p>
-        </w:tc>
-      </w:tr>
-      <w:tr>
-        <w:trPr>
-          <w:cnfStyle w:val="000000100000" w:firstRow="0" w:lastRow="0" w:firstColumn="0" w:lastColumn="0" w:oddVBand="0" w:evenVBand="0" w:oddHBand="1" w:evenHBand="0" w:firstRowFirstColumn="0" w:firstRowLastColumn="0" w:lastRowFirstColumn="0" w:lastRowLastColumn="0"/>
-          <w:trHeight w:val="454"/>
-        </w:trPr>
-        <w:tc>
-          <w:tcPr>
-            <w:cnfStyle w:val="001000000000" w:firstRow="0" w:lastRow="0" w:firstColumn="1" w:lastColumn="0" w:oddVBand="0" w:evenVBand="0" w:oddHBand="0" w:evenHBand="0" w:firstRowFirstColumn="0" w:firstRowLastColumn="0" w:lastRowFirstColumn="0" w:lastRowLastColumn="0"/>
-            <w:tcW w:w="1843" w:type="dxa"/>
-            <w:vAlign w:val="center"/>
-          </w:tcPr>
-          <w:p>
-            <w:pPr>
-              <w:jc w:val="center"/>
-              <w:rPr>
-                <w:color w:val="auto"/>
-                <w:sz w:val="20"/>
-                <w:szCs w:val="20"/>
-              </w:rPr>
-            </w:pPr>
-            <w:r>
-              <w:rPr>
-                <w:color w:val="auto"/>
-                <w:sz w:val="20"/>
-                <w:szCs w:val="20"/>
-              </w:rPr>
-              <w:t>E2E t</w:t>
-            </w:r>
-            <w:r>
-              <w:rPr>
-                <w:color w:val="auto"/>
-                <w:sz w:val="20"/>
-                <w:szCs w:val="20"/>
-              </w:rPr>
-              <w:t>est</w:t>
-            </w:r>
-          </w:p>
-        </w:tc>
-        <w:tc>
-          <w:tcPr>
-            <w:tcW w:w="2835" w:type="dxa"/>
-            <w:vAlign w:val="center"/>
-          </w:tcPr>
-          <w:p>
-            <w:pPr>
-              <w:jc w:val="left"/>
-              <w:cnfStyle w:val="000000100000" w:firstRow="0" w:lastRow="0" w:firstColumn="0" w:lastColumn="0" w:oddVBand="0" w:evenVBand="0" w:oddHBand="1" w:evenHBand="0" w:firstRowFirstColumn="0" w:firstRowLastColumn="0" w:lastRowFirstColumn="0" w:lastRowLastColumn="0"/>
-              <w:rPr>
-                <w:color w:val="auto"/>
-                <w:sz w:val="20"/>
-                <w:szCs w:val="20"/>
-              </w:rPr>
-            </w:pPr>
-            <w:proofErr w:type="spellStart"/>
-            <w:r>
-              <w:rPr>
-                <w:b/>
-                <w:bCs/>
-                <w:color w:val="auto"/>
-                <w:sz w:val="20"/>
-                <w:szCs w:val="20"/>
-              </w:rPr>
-              <w:t>Playwright</w:t>
-            </w:r>
-            <w:proofErr w:type="spellEnd"/>
-          </w:p>
-        </w:tc>
-        <w:tc>
-          <w:tcPr>
-            <w:tcW w:w="6095" w:type="dxa"/>
-            <w:vAlign w:val="center"/>
-          </w:tcPr>
-          <w:p>
-            <w:pPr>
-              <w:jc w:val="left"/>
-              <w:cnfStyle w:val="000000100000" w:firstRow="0" w:lastRow="0" w:firstColumn="0" w:lastColumn="0" w:oddVBand="0" w:evenVBand="0" w:oddHBand="1" w:evenHBand="0" w:firstRowFirstColumn="0" w:firstRowLastColumn="0" w:lastRowFirstColumn="0" w:lastRowLastColumn="0"/>
-              <w:rPr>
-                <w:color w:val="auto"/>
-                <w:sz w:val="20"/>
-                <w:szCs w:val="20"/>
-                <w:lang w:val="en-GB"/>
-              </w:rPr>
-            </w:pPr>
-            <w:r>
-              <w:rPr>
-                <w:color w:val="auto"/>
-                <w:sz w:val="20"/>
-                <w:szCs w:val="20"/>
-                <w:lang w:val="en-GB"/>
-              </w:rPr>
-              <w:t xml:space="preserve">End-to-end browser automation framework </w:t>
-            </w:r>
-            <w:r>
-              <w:rPr>
-                <w:color w:val="auto"/>
-                <w:sz w:val="20"/>
-                <w:szCs w:val="20"/>
-                <w:lang w:val="en-GB"/>
-              </w:rPr>
-              <w:t xml:space="preserve">per UI </w:t>
-            </w:r>
-            <w:r>
-              <w:rPr>
-                <w:color w:val="auto"/>
-                <w:sz w:val="20"/>
-                <w:szCs w:val="20"/>
-                <w:lang w:val="en-GB"/>
-              </w:rPr>
-              <w:t>test</w:t>
-            </w:r>
-            <w:r>
-              <w:rPr>
-                <w:color w:val="auto"/>
-                <w:sz w:val="20"/>
-                <w:szCs w:val="20"/>
-                <w:lang w:val="en-GB"/>
-              </w:rPr>
-              <w:t>s</w:t>
+              <w:t>End-to-end browser automation framework per UI tests</w:t>
             </w:r>
           </w:p>
         </w:tc>
